--- a/Pharmacology I Exam 3/pharm-exam-3-indications.docx
+++ b/Pharmacology I Exam 3/pharm-exam-3-indications.docx
@@ -62,7 +62,7 @@
           <w:b w:val="0"/>
           <w:i w:val="0"/>
         </w:rPr>
-        <w:t>What each drug is FOR, and what you tell the patient. 60 entries across the Exam 3 lectures, each citing its slide. Indications and patient education are the two things students under-study most.</w:t>
+        <w:t>What each drug is FOR, and what you tell the patient. 82 entries across the Exam 3 lectures, each citing its slide. Indications and patient education are the two things students under-study most.</w:t>
       </w:r>
     </w:p>
     <w:p>
@@ -10964,6 +10964,3902 @@
                 <w:sz w:val="18"/>
               </w:rPr>
               <w:t>slide 82</w:t>
+            </w:r>
+          </w:p>
+        </w:tc>
+      </w:tr>
+    </w:tbl>
+    <w:p>
+      <w:pPr>
+        <w:spacing w:after="80"/>
+      </w:pPr>
+    </w:p>
+    <w:p>
+      <w:pPr>
+        <w:pStyle w:val="Heading1"/>
+        <w:spacing w:before="280" w:after="100"/>
+      </w:pPr>
+      <w:r>
+        <w:rPr>
+          <w:rFonts w:ascii="Georgia" w:hAnsi="Georgia"/>
+          <w:color w:val="6B3524"/>
+        </w:rPr>
+        <w:t>Lecture 10 — Antiarrhythmic Drugs 22 entries</w:t>
+      </w:r>
+    </w:p>
+    <w:tbl>
+      <w:tblPr>
+        <w:tblStyle w:val="TableGrid"/>
+        <w:tblW w:type="auto" w:w="0"/>
+        <w:jc w:val="center"/>
+        <w:tblLook w:firstColumn="1" w:firstRow="1" w:lastColumn="0" w:lastRow="0" w:noHBand="0" w:noVBand="1" w:val="04A0"/>
+        <w:tblBorders>
+          <w:top w:val="single" w:sz="4" w:space="0" w:color="D8D2D4"/>
+          <w:left w:val="single" w:sz="4" w:space="0" w:color="D8D2D4"/>
+          <w:bottom w:val="single" w:sz="4" w:space="0" w:color="D8D2D4"/>
+          <w:right w:val="single" w:sz="4" w:space="0" w:color="D8D2D4"/>
+          <w:insideH w:val="single" w:sz="4" w:space="0" w:color="D8D2D4"/>
+          <w:insideV w:val="single" w:sz="4" w:space="0" w:color="D8D2D4"/>
+        </w:tblBorders>
+      </w:tblPr>
+      <w:tblGrid>
+        <w:gridCol w:w="2909"/>
+        <w:gridCol w:w="2909"/>
+        <w:gridCol w:w="2909"/>
+        <w:gridCol w:w="2909"/>
+        <w:gridCol w:w="2909"/>
+      </w:tblGrid>
+      <w:tr>
+        <w:tc>
+          <w:tcPr>
+            <w:tcW w:type="dxa" w:w="2909"/>
+            <w:shd w:val="clear" w:color="auto" w:fill="6B3524"/>
+          </w:tcPr>
+          <w:p>
+            <w:pPr>
+              <w:spacing w:after="40"/>
+            </w:pPr>
+            <w:r>
+              <w:rPr>
+                <w:b/>
+                <w:color w:val="FFFFFF"/>
+                <w:sz w:val="18"/>
+              </w:rPr>
+            </w:r>
+            <w:r>
+              <w:rPr>
+                <w:b/>
+                <w:i w:val="0"/>
+                <w:color w:val="FFFFFF"/>
+                <w:sz w:val="18"/>
+              </w:rPr>
+              <w:t>Drug or class</w:t>
+            </w:r>
+          </w:p>
+        </w:tc>
+        <w:tc>
+          <w:tcPr>
+            <w:tcW w:type="dxa" w:w="2909"/>
+            <w:shd w:val="clear" w:color="auto" w:fill="6B3524"/>
+          </w:tcPr>
+          <w:p>
+            <w:pPr>
+              <w:spacing w:after="40"/>
+            </w:pPr>
+            <w:r>
+              <w:rPr>
+                <w:b/>
+                <w:color w:val="FFFFFF"/>
+                <w:sz w:val="18"/>
+              </w:rPr>
+            </w:r>
+            <w:r>
+              <w:rPr>
+                <w:b/>
+                <w:i w:val="0"/>
+                <w:color w:val="FFFFFF"/>
+                <w:sz w:val="18"/>
+              </w:rPr>
+              <w:t>Tier</w:t>
+            </w:r>
+          </w:p>
+        </w:tc>
+        <w:tc>
+          <w:tcPr>
+            <w:tcW w:type="dxa" w:w="2909"/>
+            <w:shd w:val="clear" w:color="auto" w:fill="6B3524"/>
+          </w:tcPr>
+          <w:p>
+            <w:pPr>
+              <w:spacing w:after="40"/>
+            </w:pPr>
+            <w:r>
+              <w:rPr>
+                <w:b/>
+                <w:color w:val="FFFFFF"/>
+                <w:sz w:val="18"/>
+              </w:rPr>
+            </w:r>
+            <w:r>
+              <w:rPr>
+                <w:b/>
+                <w:i w:val="0"/>
+                <w:color w:val="FFFFFF"/>
+                <w:sz w:val="18"/>
+              </w:rPr>
+              <w:t>Indications</w:t>
+            </w:r>
+          </w:p>
+        </w:tc>
+        <w:tc>
+          <w:tcPr>
+            <w:tcW w:type="dxa" w:w="2909"/>
+            <w:shd w:val="clear" w:color="auto" w:fill="6B3524"/>
+          </w:tcPr>
+          <w:p>
+            <w:pPr>
+              <w:spacing w:after="40"/>
+            </w:pPr>
+            <w:r>
+              <w:rPr>
+                <w:b/>
+                <w:color w:val="FFFFFF"/>
+                <w:sz w:val="18"/>
+              </w:rPr>
+            </w:r>
+            <w:r>
+              <w:rPr>
+                <w:b/>
+                <w:i w:val="0"/>
+                <w:color w:val="FFFFFF"/>
+                <w:sz w:val="18"/>
+              </w:rPr>
+              <w:t>Patient education &amp; practical notes</w:t>
+            </w:r>
+          </w:p>
+        </w:tc>
+        <w:tc>
+          <w:tcPr>
+            <w:tcW w:type="dxa" w:w="2909"/>
+            <w:shd w:val="clear" w:color="auto" w:fill="6B3524"/>
+          </w:tcPr>
+          <w:p>
+            <w:pPr>
+              <w:spacing w:after="40"/>
+            </w:pPr>
+            <w:r>
+              <w:rPr>
+                <w:b/>
+                <w:color w:val="FFFFFF"/>
+                <w:sz w:val="18"/>
+              </w:rPr>
+            </w:r>
+            <w:r>
+              <w:rPr>
+                <w:b/>
+                <w:i w:val="0"/>
+                <w:color w:val="FFFFFF"/>
+                <w:sz w:val="18"/>
+              </w:rPr>
+              <w:t>Source</w:t>
+            </w:r>
+          </w:p>
+        </w:tc>
+      </w:tr>
+      <w:tr>
+        <w:tc>
+          <w:tcPr>
+            <w:tcW w:type="dxa" w:w="14545"/>
+            <w:gridSpan w:val="5"/>
+          </w:tcPr>
+          <w:p>
+            <w:pPr>
+              <w:spacing w:after="40"/>
+            </w:pPr>
+            <w:r/>
+          </w:p>
+        </w:tc>
+      </w:tr>
+      <w:tr>
+        <w:tc>
+          <w:tcPr>
+            <w:tcW w:type="dxa" w:w="2909"/>
+          </w:tcPr>
+          <w:p>
+            <w:pPr>
+              <w:spacing w:after="40"/>
+            </w:pPr>
+            <w:r>
+              <w:rPr>
+                <w:sz w:val="18"/>
+              </w:rPr>
+            </w:r>
+            <w:r>
+              <w:rPr>
+                <w:b w:val="0"/>
+                <w:i w:val="0"/>
+                <w:sz w:val="18"/>
+              </w:rPr>
+              <w:t>Antiarrhythmic therapy</w:t>
+            </w:r>
+            <w:r>
+              <w:rPr>
+                <w:sz w:val="18"/>
+              </w:rPr>
+              <w:br/>
+            </w:r>
+            <w:r>
+              <w:rPr>
+                <w:b w:val="0"/>
+                <w:i w:val="0"/>
+                <w:sz w:val="18"/>
+              </w:rPr>
+              <w:t>principles</w:t>
+            </w:r>
+          </w:p>
+        </w:tc>
+        <w:tc>
+          <w:tcPr>
+            <w:tcW w:type="dxa" w:w="2909"/>
+          </w:tcPr>
+          <w:p>
+            <w:pPr>
+              <w:spacing w:after="40"/>
+            </w:pPr>
+            <w:r>
+              <w:rPr>
+                <w:sz w:val="18"/>
+              </w:rPr>
+            </w:r>
+            <w:r>
+              <w:rPr>
+                <w:b w:val="0"/>
+                <w:i w:val="0"/>
+                <w:sz w:val="18"/>
+              </w:rPr>
+              <w:t>Indication</w:t>
+            </w:r>
+          </w:p>
+        </w:tc>
+        <w:tc>
+          <w:tcPr>
+            <w:tcW w:type="dxa" w:w="2909"/>
+          </w:tcPr>
+          <w:p>
+            <w:pPr>
+              <w:spacing w:after="40"/>
+            </w:pPr>
+            <w:r>
+              <w:rPr>
+                <w:sz w:val="18"/>
+              </w:rPr>
+            </w:r>
+            <w:r>
+              <w:rPr>
+                <w:b/>
+                <w:i w:val="0"/>
+                <w:sz w:val="18"/>
+              </w:rPr>
+              <w:t>First identify and remove precipitating factors: hypoxia, ischemia, electrolytes.</w:t>
+            </w:r>
+            <w:r>
+              <w:rPr>
+                <w:b w:val="0"/>
+                <w:i w:val="0"/>
+                <w:sz w:val="18"/>
+              </w:rPr>
+              <w:t xml:space="preserve"> Then set the goal: </w:t>
+            </w:r>
+            <w:r>
+              <w:rPr>
+                <w:b/>
+                <w:i w:val="0"/>
+                <w:sz w:val="18"/>
+              </w:rPr>
+              <w:t>terminate an ongoing arrhythmia</w:t>
+            </w:r>
+            <w:r>
+              <w:rPr>
+                <w:b w:val="0"/>
+                <w:i w:val="0"/>
+                <w:sz w:val="18"/>
+              </w:rPr>
+              <w:t xml:space="preserve"> or </w:t>
+            </w:r>
+            <w:r>
+              <w:rPr>
+                <w:b/>
+                <w:i w:val="0"/>
+                <w:sz w:val="18"/>
+              </w:rPr>
+              <w:t>prevent arrhythmia</w:t>
+            </w:r>
+            <w:r>
+              <w:rPr>
+                <w:b w:val="0"/>
+                <w:i w:val="0"/>
+                <w:sz w:val="18"/>
+              </w:rPr>
+              <w:t xml:space="preserve"> (symptoms, frequency and reproducibility, structural damage).</w:t>
+            </w:r>
+          </w:p>
+        </w:tc>
+        <w:tc>
+          <w:tcPr>
+            <w:tcW w:type="dxa" w:w="2909"/>
+          </w:tcPr>
+          <w:p>
+            <w:pPr>
+              <w:spacing w:after="40"/>
+            </w:pPr>
+            <w:r>
+              <w:rPr>
+                <w:sz w:val="18"/>
+              </w:rPr>
+            </w:r>
+            <w:r>
+              <w:rPr>
+                <w:b/>
+                <w:i w:val="0"/>
+                <w:sz w:val="18"/>
+              </w:rPr>
+              <w:t>Minimize risk: every antiarrhythmic may itself induce arrhythmias</w:t>
+            </w:r>
+            <w:r>
+              <w:rPr>
+                <w:b w:val="0"/>
+                <w:i w:val="0"/>
+                <w:sz w:val="18"/>
+              </w:rPr>
+              <w:t>, so understand the mechanism before choosing. Ischemia changes the resting membrane potential, conduction velocity, intracellular calcium and repolarization rate, so the heart's electrophysiology is a moving target.</w:t>
+            </w:r>
+          </w:p>
+        </w:tc>
+        <w:tc>
+          <w:tcPr>
+            <w:tcW w:type="dxa" w:w="2909"/>
+          </w:tcPr>
+          <w:p>
+            <w:pPr>
+              <w:spacing w:after="40"/>
+            </w:pPr>
+            <w:r>
+              <w:rPr>
+                <w:sz w:val="18"/>
+              </w:rPr>
+            </w:r>
+            <w:r>
+              <w:rPr>
+                <w:b w:val="0"/>
+                <w:i w:val="0"/>
+                <w:sz w:val="18"/>
+              </w:rPr>
+              <w:t>L10</w:t>
+            </w:r>
+            <w:r>
+              <w:rPr>
+                <w:sz w:val="18"/>
+              </w:rPr>
+              <w:br/>
+            </w:r>
+            <w:r>
+              <w:rPr>
+                <w:b w:val="0"/>
+                <w:i w:val="0"/>
+                <w:sz w:val="18"/>
+              </w:rPr>
+              <w:t>slide 3</w:t>
+            </w:r>
+          </w:p>
+        </w:tc>
+      </w:tr>
+      <w:tr>
+        <w:tc>
+          <w:tcPr>
+            <w:tcW w:type="dxa" w:w="2909"/>
+          </w:tcPr>
+          <w:p>
+            <w:pPr>
+              <w:spacing w:after="40"/>
+            </w:pPr>
+            <w:r>
+              <w:rPr>
+                <w:sz w:val="18"/>
+              </w:rPr>
+            </w:r>
+            <w:r>
+              <w:rPr>
+                <w:b w:val="0"/>
+                <w:i w:val="0"/>
+                <w:sz w:val="18"/>
+              </w:rPr>
+              <w:t>Class IA</w:t>
+            </w:r>
+            <w:r>
+              <w:rPr>
+                <w:sz w:val="18"/>
+              </w:rPr>
+              <w:br/>
+            </w:r>
+            <w:r>
+              <w:rPr>
+                <w:b w:val="0"/>
+                <w:i w:val="0"/>
+                <w:sz w:val="18"/>
+              </w:rPr>
+              <w:t>quinidine, procainamide, disopyramide</w:t>
+            </w:r>
+          </w:p>
+        </w:tc>
+        <w:tc>
+          <w:tcPr>
+            <w:tcW w:type="dxa" w:w="2909"/>
+          </w:tcPr>
+          <w:p>
+            <w:pPr>
+              <w:spacing w:after="40"/>
+            </w:pPr>
+            <w:r>
+              <w:rPr>
+                <w:sz w:val="18"/>
+              </w:rPr>
+            </w:r>
+            <w:r>
+              <w:rPr>
+                <w:b w:val="0"/>
+                <w:i w:val="0"/>
+                <w:sz w:val="18"/>
+              </w:rPr>
+              <w:t>Indication</w:t>
+            </w:r>
+          </w:p>
+        </w:tc>
+        <w:tc>
+          <w:tcPr>
+            <w:tcW w:type="dxa" w:w="2909"/>
+          </w:tcPr>
+          <w:p>
+            <w:pPr>
+              <w:spacing w:after="40"/>
+            </w:pPr>
+            <w:r>
+              <w:rPr>
+                <w:sz w:val="18"/>
+              </w:rPr>
+            </w:r>
+            <w:r>
+              <w:rPr>
+                <w:b w:val="0"/>
+                <w:i w:val="0"/>
+                <w:sz w:val="18"/>
+              </w:rPr>
+              <w:t>Supraventricular tachycardia, ventricular tachycardia, ventricular fibrillation prevention and prevention of premature ventricular contractions.</w:t>
+            </w:r>
+          </w:p>
+        </w:tc>
+        <w:tc>
+          <w:tcPr>
+            <w:tcW w:type="dxa" w:w="2909"/>
+          </w:tcPr>
+          <w:p>
+            <w:pPr>
+              <w:spacing w:after="40"/>
+            </w:pPr>
+            <w:r>
+              <w:rPr>
+                <w:sz w:val="18"/>
+              </w:rPr>
+            </w:r>
+            <w:r>
+              <w:rPr>
+                <w:b w:val="0"/>
+                <w:i w:val="0"/>
+                <w:sz w:val="18"/>
+              </w:rPr>
+              <w:t>Class I as a whole works on both supraventricular and ventricular arrhythmias.</w:t>
+            </w:r>
+          </w:p>
+        </w:tc>
+        <w:tc>
+          <w:tcPr>
+            <w:tcW w:type="dxa" w:w="2909"/>
+          </w:tcPr>
+          <w:p>
+            <w:pPr>
+              <w:spacing w:after="40"/>
+            </w:pPr>
+            <w:r>
+              <w:rPr>
+                <w:sz w:val="18"/>
+              </w:rPr>
+            </w:r>
+            <w:r>
+              <w:rPr>
+                <w:b w:val="0"/>
+                <w:i w:val="0"/>
+                <w:sz w:val="18"/>
+              </w:rPr>
+              <w:t>L10</w:t>
+            </w:r>
+            <w:r>
+              <w:rPr>
+                <w:sz w:val="18"/>
+              </w:rPr>
+              <w:br/>
+            </w:r>
+            <w:r>
+              <w:rPr>
+                <w:b w:val="0"/>
+                <w:i w:val="0"/>
+                <w:sz w:val="18"/>
+              </w:rPr>
+              <w:t>slide 6</w:t>
+            </w:r>
+          </w:p>
+        </w:tc>
+      </w:tr>
+      <w:tr>
+        <w:tc>
+          <w:tcPr>
+            <w:tcW w:type="dxa" w:w="2909"/>
+          </w:tcPr>
+          <w:p>
+            <w:pPr>
+              <w:spacing w:after="40"/>
+            </w:pPr>
+            <w:r>
+              <w:rPr>
+                <w:sz w:val="18"/>
+              </w:rPr>
+            </w:r>
+            <w:r>
+              <w:rPr>
+                <w:b w:val="0"/>
+                <w:i w:val="0"/>
+                <w:sz w:val="18"/>
+              </w:rPr>
+              <w:t>Class IB</w:t>
+            </w:r>
+            <w:r>
+              <w:rPr>
+                <w:sz w:val="18"/>
+              </w:rPr>
+              <w:br/>
+            </w:r>
+            <w:r>
+              <w:rPr>
+                <w:b w:val="0"/>
+                <w:i w:val="0"/>
+                <w:sz w:val="18"/>
+              </w:rPr>
+              <w:t>lidocaine</w:t>
+            </w:r>
+          </w:p>
+        </w:tc>
+        <w:tc>
+          <w:tcPr>
+            <w:tcW w:type="dxa" w:w="2909"/>
+          </w:tcPr>
+          <w:p>
+            <w:pPr>
+              <w:spacing w:after="40"/>
+            </w:pPr>
+            <w:r>
+              <w:rPr>
+                <w:sz w:val="18"/>
+              </w:rPr>
+            </w:r>
+            <w:r>
+              <w:rPr>
+                <w:b w:val="0"/>
+                <w:i w:val="0"/>
+                <w:sz w:val="18"/>
+              </w:rPr>
+              <w:t>Indication</w:t>
+            </w:r>
+          </w:p>
+        </w:tc>
+        <w:tc>
+          <w:tcPr>
+            <w:tcW w:type="dxa" w:w="2909"/>
+          </w:tcPr>
+          <w:p>
+            <w:pPr>
+              <w:spacing w:after="40"/>
+            </w:pPr>
+            <w:r>
+              <w:rPr>
+                <w:sz w:val="18"/>
+              </w:rPr>
+            </w:r>
+            <w:r>
+              <w:rPr>
+                <w:b w:val="0"/>
+                <w:i w:val="0"/>
+                <w:sz w:val="18"/>
+              </w:rPr>
+              <w:t>Ventricular tachycardia, ventricular fibrillation prevention, symptomatic ventricular beats.</w:t>
+            </w:r>
+          </w:p>
+        </w:tc>
+        <w:tc>
+          <w:tcPr>
+            <w:tcW w:type="dxa" w:w="2909"/>
+          </w:tcPr>
+          <w:p>
+            <w:pPr>
+              <w:spacing w:after="40"/>
+            </w:pPr>
+            <w:r>
+              <w:rPr>
+                <w:sz w:val="18"/>
+              </w:rPr>
+            </w:r>
+            <w:r>
+              <w:rPr>
+                <w:b w:val="0"/>
+                <w:i w:val="0"/>
+                <w:sz w:val="18"/>
+              </w:rPr>
+              <w:t>Every class IB indication is ventricular.</w:t>
+            </w:r>
+          </w:p>
+        </w:tc>
+        <w:tc>
+          <w:tcPr>
+            <w:tcW w:type="dxa" w:w="2909"/>
+          </w:tcPr>
+          <w:p>
+            <w:pPr>
+              <w:spacing w:after="40"/>
+            </w:pPr>
+            <w:r>
+              <w:rPr>
+                <w:sz w:val="18"/>
+              </w:rPr>
+            </w:r>
+            <w:r>
+              <w:rPr>
+                <w:b w:val="0"/>
+                <w:i w:val="0"/>
+                <w:sz w:val="18"/>
+              </w:rPr>
+              <w:t>L10</w:t>
+            </w:r>
+            <w:r>
+              <w:rPr>
+                <w:sz w:val="18"/>
+              </w:rPr>
+              <w:br/>
+            </w:r>
+            <w:r>
+              <w:rPr>
+                <w:b w:val="0"/>
+                <w:i w:val="0"/>
+                <w:sz w:val="18"/>
+              </w:rPr>
+              <w:t>slide 6</w:t>
+            </w:r>
+          </w:p>
+        </w:tc>
+      </w:tr>
+      <w:tr>
+        <w:tc>
+          <w:tcPr>
+            <w:tcW w:type="dxa" w:w="2909"/>
+          </w:tcPr>
+          <w:p>
+            <w:pPr>
+              <w:spacing w:after="40"/>
+            </w:pPr>
+            <w:r>
+              <w:rPr>
+                <w:sz w:val="18"/>
+              </w:rPr>
+            </w:r>
+            <w:r>
+              <w:rPr>
+                <w:b w:val="0"/>
+                <w:i w:val="0"/>
+                <w:sz w:val="18"/>
+              </w:rPr>
+              <w:t>Class IC</w:t>
+            </w:r>
+            <w:r>
+              <w:rPr>
+                <w:sz w:val="18"/>
+              </w:rPr>
+              <w:br/>
+            </w:r>
+            <w:r>
+              <w:rPr>
+                <w:b w:val="0"/>
+                <w:i w:val="0"/>
+                <w:sz w:val="18"/>
+              </w:rPr>
+              <w:t>flecainide, propafenone</w:t>
+            </w:r>
+          </w:p>
+        </w:tc>
+        <w:tc>
+          <w:tcPr>
+            <w:tcW w:type="dxa" w:w="2909"/>
+          </w:tcPr>
+          <w:p>
+            <w:pPr>
+              <w:spacing w:after="40"/>
+            </w:pPr>
+            <w:r>
+              <w:rPr>
+                <w:sz w:val="18"/>
+              </w:rPr>
+            </w:r>
+            <w:r>
+              <w:rPr>
+                <w:b w:val="0"/>
+                <w:i w:val="0"/>
+                <w:sz w:val="18"/>
+              </w:rPr>
+              <w:t>Indication</w:t>
+            </w:r>
+          </w:p>
+        </w:tc>
+        <w:tc>
+          <w:tcPr>
+            <w:tcW w:type="dxa" w:w="2909"/>
+          </w:tcPr>
+          <w:p>
+            <w:pPr>
+              <w:spacing w:after="40"/>
+            </w:pPr>
+            <w:r>
+              <w:rPr>
+                <w:sz w:val="18"/>
+              </w:rPr>
+            </w:r>
+            <w:r>
+              <w:rPr>
+                <w:b/>
+                <w:i w:val="0"/>
+                <w:sz w:val="18"/>
+              </w:rPr>
+              <w:t>Life-threatening</w:t>
+            </w:r>
+            <w:r>
+              <w:rPr>
+                <w:b w:val="0"/>
+                <w:i w:val="0"/>
+                <w:sz w:val="18"/>
+              </w:rPr>
+              <w:t xml:space="preserve"> ventricular tachycardia or fibrillation; </w:t>
+            </w:r>
+            <w:r>
+              <w:rPr>
+                <w:b/>
+                <w:i w:val="0"/>
+                <w:sz w:val="18"/>
+              </w:rPr>
+              <w:t>refractory</w:t>
+            </w:r>
+            <w:r>
+              <w:rPr>
+                <w:b w:val="0"/>
+                <w:i w:val="0"/>
+                <w:sz w:val="18"/>
+              </w:rPr>
+              <w:t xml:space="preserve"> supraventricular tachycardia.</w:t>
+            </w:r>
+          </w:p>
+        </w:tc>
+        <w:tc>
+          <w:tcPr>
+            <w:tcW w:type="dxa" w:w="2909"/>
+          </w:tcPr>
+          <w:p>
+            <w:pPr>
+              <w:spacing w:after="40"/>
+            </w:pPr>
+            <w:r>
+              <w:rPr>
+                <w:sz w:val="18"/>
+              </w:rPr>
+            </w:r>
+            <w:r>
+              <w:rPr>
+                <w:b w:val="0"/>
+                <w:i w:val="0"/>
+                <w:sz w:val="18"/>
+              </w:rPr>
+              <w:t>Reserved for the serious or refractory cases.</w:t>
+            </w:r>
+          </w:p>
+        </w:tc>
+        <w:tc>
+          <w:tcPr>
+            <w:tcW w:type="dxa" w:w="2909"/>
+          </w:tcPr>
+          <w:p>
+            <w:pPr>
+              <w:spacing w:after="40"/>
+            </w:pPr>
+            <w:r>
+              <w:rPr>
+                <w:sz w:val="18"/>
+              </w:rPr>
+            </w:r>
+            <w:r>
+              <w:rPr>
+                <w:b w:val="0"/>
+                <w:i w:val="0"/>
+                <w:sz w:val="18"/>
+              </w:rPr>
+              <w:t>L10</w:t>
+            </w:r>
+            <w:r>
+              <w:rPr>
+                <w:sz w:val="18"/>
+              </w:rPr>
+              <w:br/>
+            </w:r>
+            <w:r>
+              <w:rPr>
+                <w:b w:val="0"/>
+                <w:i w:val="0"/>
+                <w:sz w:val="18"/>
+              </w:rPr>
+              <w:t>slide 6</w:t>
+            </w:r>
+          </w:p>
+        </w:tc>
+      </w:tr>
+      <w:tr>
+        <w:tc>
+          <w:tcPr>
+            <w:tcW w:type="dxa" w:w="2909"/>
+          </w:tcPr>
+          <w:p>
+            <w:pPr>
+              <w:spacing w:after="40"/>
+            </w:pPr>
+            <w:r>
+              <w:rPr>
+                <w:sz w:val="18"/>
+              </w:rPr>
+            </w:r>
+            <w:r>
+              <w:rPr>
+                <w:b w:val="0"/>
+                <w:i w:val="0"/>
+                <w:sz w:val="18"/>
+              </w:rPr>
+              <w:t>Class II</w:t>
+            </w:r>
+            <w:r>
+              <w:rPr>
+                <w:sz w:val="18"/>
+              </w:rPr>
+              <w:br/>
+            </w:r>
+            <w:r>
+              <w:rPr>
+                <w:b w:val="0"/>
+                <w:i w:val="0"/>
+                <w:sz w:val="18"/>
+              </w:rPr>
+              <w:t>beta blockers</w:t>
+            </w:r>
+          </w:p>
+        </w:tc>
+        <w:tc>
+          <w:tcPr>
+            <w:tcW w:type="dxa" w:w="2909"/>
+          </w:tcPr>
+          <w:p>
+            <w:pPr>
+              <w:spacing w:after="40"/>
+            </w:pPr>
+            <w:r>
+              <w:rPr>
+                <w:sz w:val="18"/>
+              </w:rPr>
+            </w:r>
+            <w:r>
+              <w:rPr>
+                <w:b w:val="0"/>
+                <w:i w:val="0"/>
+                <w:sz w:val="18"/>
+              </w:rPr>
+              <w:t>Indication</w:t>
+            </w:r>
+          </w:p>
+        </w:tc>
+        <w:tc>
+          <w:tcPr>
+            <w:tcW w:type="dxa" w:w="2909"/>
+          </w:tcPr>
+          <w:p>
+            <w:pPr>
+              <w:spacing w:after="40"/>
+            </w:pPr>
+            <w:r>
+              <w:rPr>
+                <w:sz w:val="18"/>
+              </w:rPr>
+            </w:r>
+            <w:r>
+              <w:rPr>
+                <w:b w:val="0"/>
+                <w:i w:val="0"/>
+                <w:sz w:val="18"/>
+              </w:rPr>
+              <w:t>Supraventricular tachycardia, fibrillation.</w:t>
+            </w:r>
+          </w:p>
+        </w:tc>
+        <w:tc>
+          <w:tcPr>
+            <w:tcW w:type="dxa" w:w="2909"/>
+          </w:tcPr>
+          <w:p>
+            <w:pPr>
+              <w:spacing w:after="40"/>
+            </w:pPr>
+            <w:r>
+              <w:rPr>
+                <w:sz w:val="18"/>
+              </w:rPr>
+            </w:r>
+            <w:r>
+              <w:rPr>
+                <w:b w:val="0"/>
+                <w:i w:val="0"/>
+                <w:sz w:val="18"/>
+              </w:rPr>
+              <w:t>Supraventricular arrhythmias are the main use.</w:t>
+            </w:r>
+          </w:p>
+        </w:tc>
+        <w:tc>
+          <w:tcPr>
+            <w:tcW w:type="dxa" w:w="2909"/>
+          </w:tcPr>
+          <w:p>
+            <w:pPr>
+              <w:spacing w:after="40"/>
+            </w:pPr>
+            <w:r>
+              <w:rPr>
+                <w:sz w:val="18"/>
+              </w:rPr>
+            </w:r>
+            <w:r>
+              <w:rPr>
+                <w:b w:val="0"/>
+                <w:i w:val="0"/>
+                <w:sz w:val="18"/>
+              </w:rPr>
+              <w:t>L10</w:t>
+            </w:r>
+            <w:r>
+              <w:rPr>
+                <w:sz w:val="18"/>
+              </w:rPr>
+              <w:br/>
+            </w:r>
+            <w:r>
+              <w:rPr>
+                <w:b w:val="0"/>
+                <w:i w:val="0"/>
+                <w:sz w:val="18"/>
+              </w:rPr>
+              <w:t>slide 6</w:t>
+            </w:r>
+          </w:p>
+        </w:tc>
+      </w:tr>
+      <w:tr>
+        <w:tc>
+          <w:tcPr>
+            <w:tcW w:type="dxa" w:w="2909"/>
+          </w:tcPr>
+          <w:p>
+            <w:pPr>
+              <w:spacing w:after="40"/>
+            </w:pPr>
+            <w:r>
+              <w:rPr>
+                <w:sz w:val="18"/>
+              </w:rPr>
+            </w:r>
+            <w:r>
+              <w:rPr>
+                <w:b w:val="0"/>
+                <w:i w:val="0"/>
+                <w:sz w:val="18"/>
+              </w:rPr>
+              <w:t>Class III</w:t>
+            </w:r>
+            <w:r>
+              <w:rPr>
+                <w:sz w:val="18"/>
+              </w:rPr>
+              <w:br/>
+            </w:r>
+            <w:r>
+              <w:rPr>
+                <w:b w:val="0"/>
+                <w:i w:val="0"/>
+                <w:sz w:val="18"/>
+              </w:rPr>
+              <w:t>amiodarone, dofetilide, sotalol</w:t>
+            </w:r>
+          </w:p>
+        </w:tc>
+        <w:tc>
+          <w:tcPr>
+            <w:tcW w:type="dxa" w:w="2909"/>
+          </w:tcPr>
+          <w:p>
+            <w:pPr>
+              <w:spacing w:after="40"/>
+            </w:pPr>
+            <w:r>
+              <w:rPr>
+                <w:sz w:val="18"/>
+              </w:rPr>
+            </w:r>
+            <w:r>
+              <w:rPr>
+                <w:b w:val="0"/>
+                <w:i w:val="0"/>
+                <w:sz w:val="18"/>
+              </w:rPr>
+              <w:t>Indication</w:t>
+            </w:r>
+          </w:p>
+        </w:tc>
+        <w:tc>
+          <w:tcPr>
+            <w:tcW w:type="dxa" w:w="2909"/>
+          </w:tcPr>
+          <w:p>
+            <w:pPr>
+              <w:spacing w:after="40"/>
+            </w:pPr>
+            <w:r>
+              <w:rPr>
+                <w:sz w:val="18"/>
+              </w:rPr>
+            </w:r>
+            <w:r>
+              <w:rPr>
+                <w:b/>
+                <w:i w:val="0"/>
+                <w:sz w:val="18"/>
+              </w:rPr>
+              <w:t>Refractory</w:t>
+            </w:r>
+            <w:r>
+              <w:rPr>
+                <w:b w:val="0"/>
+                <w:i w:val="0"/>
+                <w:sz w:val="18"/>
+              </w:rPr>
+              <w:t xml:space="preserve"> ventricular tachycardia, atrial fibrillation, flutter, supraventricular tachycardia.</w:t>
+            </w:r>
+          </w:p>
+        </w:tc>
+        <w:tc>
+          <w:tcPr>
+            <w:tcW w:type="dxa" w:w="2909"/>
+          </w:tcPr>
+          <w:p>
+            <w:pPr>
+              <w:spacing w:after="40"/>
+            </w:pPr>
+            <w:r>
+              <w:rPr>
+                <w:sz w:val="18"/>
+              </w:rPr>
+            </w:r>
+            <w:r>
+              <w:rPr>
+                <w:b w:val="0"/>
+                <w:i w:val="0"/>
+                <w:sz w:val="18"/>
+              </w:rPr>
+              <w:t>Like class I, class III covers both supraventricular and ventricular arrhythmias.</w:t>
+            </w:r>
+          </w:p>
+        </w:tc>
+        <w:tc>
+          <w:tcPr>
+            <w:tcW w:type="dxa" w:w="2909"/>
+          </w:tcPr>
+          <w:p>
+            <w:pPr>
+              <w:spacing w:after="40"/>
+            </w:pPr>
+            <w:r>
+              <w:rPr>
+                <w:sz w:val="18"/>
+              </w:rPr>
+            </w:r>
+            <w:r>
+              <w:rPr>
+                <w:b w:val="0"/>
+                <w:i w:val="0"/>
+                <w:sz w:val="18"/>
+              </w:rPr>
+              <w:t>L10</w:t>
+            </w:r>
+            <w:r>
+              <w:rPr>
+                <w:sz w:val="18"/>
+              </w:rPr>
+              <w:br/>
+            </w:r>
+            <w:r>
+              <w:rPr>
+                <w:b w:val="0"/>
+                <w:i w:val="0"/>
+                <w:sz w:val="18"/>
+              </w:rPr>
+              <w:t>slide 6</w:t>
+            </w:r>
+          </w:p>
+        </w:tc>
+      </w:tr>
+      <w:tr>
+        <w:tc>
+          <w:tcPr>
+            <w:tcW w:type="dxa" w:w="2909"/>
+          </w:tcPr>
+          <w:p>
+            <w:pPr>
+              <w:spacing w:after="40"/>
+            </w:pPr>
+            <w:r>
+              <w:rPr>
+                <w:sz w:val="18"/>
+              </w:rPr>
+            </w:r>
+            <w:r>
+              <w:rPr>
+                <w:b w:val="0"/>
+                <w:i w:val="0"/>
+                <w:sz w:val="18"/>
+              </w:rPr>
+              <w:t>Class IV and the miscellaneous agents</w:t>
+            </w:r>
+            <w:r>
+              <w:rPr>
+                <w:sz w:val="18"/>
+              </w:rPr>
+              <w:br/>
+            </w:r>
+            <w:r>
+              <w:rPr>
+                <w:b w:val="0"/>
+                <w:i w:val="0"/>
+                <w:sz w:val="18"/>
+              </w:rPr>
+              <w:t>verapamil, diltiazem; adenosine, digoxin</w:t>
+            </w:r>
+          </w:p>
+        </w:tc>
+        <w:tc>
+          <w:tcPr>
+            <w:tcW w:type="dxa" w:w="2909"/>
+          </w:tcPr>
+          <w:p>
+            <w:pPr>
+              <w:spacing w:after="40"/>
+            </w:pPr>
+            <w:r>
+              <w:rPr>
+                <w:sz w:val="18"/>
+              </w:rPr>
+            </w:r>
+            <w:r>
+              <w:rPr>
+                <w:b w:val="0"/>
+                <w:i w:val="0"/>
+                <w:sz w:val="18"/>
+              </w:rPr>
+              <w:t>Indication</w:t>
+            </w:r>
+          </w:p>
+        </w:tc>
+        <w:tc>
+          <w:tcPr>
+            <w:tcW w:type="dxa" w:w="2909"/>
+          </w:tcPr>
+          <w:p>
+            <w:pPr>
+              <w:spacing w:after="40"/>
+            </w:pPr>
+            <w:r>
+              <w:rPr>
+                <w:sz w:val="18"/>
+              </w:rPr>
+            </w:r>
+            <w:r>
+              <w:rPr>
+                <w:b w:val="0"/>
+                <w:i w:val="0"/>
+                <w:sz w:val="18"/>
+              </w:rPr>
+              <w:t>Supraventricular tachycardia (both).</w:t>
+            </w:r>
+          </w:p>
+        </w:tc>
+        <w:tc>
+          <w:tcPr>
+            <w:tcW w:type="dxa" w:w="2909"/>
+          </w:tcPr>
+          <w:p>
+            <w:pPr>
+              <w:spacing w:after="40"/>
+            </w:pPr>
+            <w:r>
+              <w:rPr>
+                <w:sz w:val="18"/>
+              </w:rPr>
+            </w:r>
+            <w:r>
+              <w:rPr>
+                <w:b w:val="0"/>
+                <w:i w:val="0"/>
+                <w:sz w:val="18"/>
+              </w:rPr>
+              <w:t>No ventricular indication is listed for class IV or the miscellaneous agents.</w:t>
+            </w:r>
+          </w:p>
+        </w:tc>
+        <w:tc>
+          <w:tcPr>
+            <w:tcW w:type="dxa" w:w="2909"/>
+          </w:tcPr>
+          <w:p>
+            <w:pPr>
+              <w:spacing w:after="40"/>
+            </w:pPr>
+            <w:r>
+              <w:rPr>
+                <w:sz w:val="18"/>
+              </w:rPr>
+            </w:r>
+            <w:r>
+              <w:rPr>
+                <w:b w:val="0"/>
+                <w:i w:val="0"/>
+                <w:sz w:val="18"/>
+              </w:rPr>
+              <w:t>L10</w:t>
+            </w:r>
+            <w:r>
+              <w:rPr>
+                <w:sz w:val="18"/>
+              </w:rPr>
+              <w:br/>
+            </w:r>
+            <w:r>
+              <w:rPr>
+                <w:b w:val="0"/>
+                <w:i w:val="0"/>
+                <w:sz w:val="18"/>
+              </w:rPr>
+              <w:t>slide 6</w:t>
+            </w:r>
+          </w:p>
+        </w:tc>
+      </w:tr>
+      <w:tr>
+        <w:tc>
+          <w:tcPr>
+            <w:tcW w:type="dxa" w:w="14545"/>
+            <w:gridSpan w:val="5"/>
+          </w:tcPr>
+          <w:p>
+            <w:pPr>
+              <w:spacing w:after="40"/>
+            </w:pPr>
+            <w:r/>
+          </w:p>
+        </w:tc>
+      </w:tr>
+      <w:tr>
+        <w:tc>
+          <w:tcPr>
+            <w:tcW w:type="dxa" w:w="2909"/>
+          </w:tcPr>
+          <w:p>
+            <w:pPr>
+              <w:spacing w:after="40"/>
+            </w:pPr>
+            <w:r>
+              <w:rPr>
+                <w:sz w:val="18"/>
+              </w:rPr>
+            </w:r>
+            <w:r>
+              <w:rPr>
+                <w:b w:val="0"/>
+                <w:i w:val="0"/>
+                <w:sz w:val="18"/>
+              </w:rPr>
+              <w:t>Quinidine</w:t>
+            </w:r>
+            <w:r>
+              <w:rPr>
+                <w:sz w:val="18"/>
+              </w:rPr>
+              <w:br/>
+            </w:r>
+            <w:r>
+              <w:rPr>
+                <w:b w:val="0"/>
+                <w:i w:val="0"/>
+                <w:sz w:val="18"/>
+              </w:rPr>
+              <w:t>class IA; a D-isomer of quinine</w:t>
+            </w:r>
+          </w:p>
+        </w:tc>
+        <w:tc>
+          <w:tcPr>
+            <w:tcW w:type="dxa" w:w="2909"/>
+          </w:tcPr>
+          <w:p>
+            <w:pPr>
+              <w:spacing w:after="40"/>
+            </w:pPr>
+            <w:r>
+              <w:rPr>
+                <w:sz w:val="18"/>
+              </w:rPr>
+            </w:r>
+            <w:r>
+              <w:rPr>
+                <w:b w:val="0"/>
+                <w:i w:val="0"/>
+                <w:sz w:val="18"/>
+              </w:rPr>
+              <w:t>Indication</w:t>
+            </w:r>
+          </w:p>
+        </w:tc>
+        <w:tc>
+          <w:tcPr>
+            <w:tcW w:type="dxa" w:w="2909"/>
+          </w:tcPr>
+          <w:p>
+            <w:pPr>
+              <w:spacing w:after="40"/>
+            </w:pPr>
+            <w:r>
+              <w:rPr>
+                <w:sz w:val="18"/>
+              </w:rPr>
+            </w:r>
+            <w:r>
+              <w:rPr>
+                <w:b/>
+                <w:i w:val="0"/>
+                <w:sz w:val="18"/>
+              </w:rPr>
+              <w:t>Maintain rhythm with atrial flutter or fibrillation</w:t>
+            </w:r>
+            <w:r>
+              <w:rPr>
+                <w:b w:val="0"/>
+                <w:i w:val="0"/>
+                <w:sz w:val="18"/>
+              </w:rPr>
+              <w:t>; control ventricular tachycardia; conversion of atrial flutter and fibrillation (</w:t>
+            </w:r>
+            <w:r>
+              <w:rPr>
+                <w:b/>
+                <w:i w:val="0"/>
+                <w:sz w:val="18"/>
+              </w:rPr>
+              <w:t>very limited use</w:t>
+            </w:r>
+            <w:r>
+              <w:rPr>
+                <w:b w:val="0"/>
+                <w:i w:val="0"/>
+                <w:sz w:val="18"/>
+              </w:rPr>
+              <w:t>; the same slide lists anticoagulants and digitalis under conversion).</w:t>
+            </w:r>
+          </w:p>
+        </w:tc>
+        <w:tc>
+          <w:tcPr>
+            <w:tcW w:type="dxa" w:w="2909"/>
+          </w:tcPr>
+          <w:p>
+            <w:pPr>
+              <w:spacing w:after="40"/>
+            </w:pPr>
+            <w:r>
+              <w:rPr>
+                <w:sz w:val="18"/>
+              </w:rPr>
+            </w:r>
+            <w:r>
+              <w:rPr>
+                <w:b w:val="0"/>
+                <w:i w:val="0"/>
+                <w:sz w:val="18"/>
+              </w:rPr>
+              <w:t>Diarrhea and nausea are very common (30 to 50 percent); report ringing in the ears, dizziness or blurred vision (cinchonism).</w:t>
+            </w:r>
+          </w:p>
+        </w:tc>
+        <w:tc>
+          <w:tcPr>
+            <w:tcW w:type="dxa" w:w="2909"/>
+          </w:tcPr>
+          <w:p>
+            <w:pPr>
+              <w:spacing w:after="40"/>
+            </w:pPr>
+            <w:r>
+              <w:rPr>
+                <w:sz w:val="18"/>
+              </w:rPr>
+            </w:r>
+            <w:r>
+              <w:rPr>
+                <w:b w:val="0"/>
+                <w:i w:val="0"/>
+                <w:sz w:val="18"/>
+              </w:rPr>
+              <w:t>L10</w:t>
+            </w:r>
+            <w:r>
+              <w:rPr>
+                <w:sz w:val="18"/>
+              </w:rPr>
+              <w:br/>
+            </w:r>
+            <w:r>
+              <w:rPr>
+                <w:b w:val="0"/>
+                <w:i w:val="0"/>
+                <w:sz w:val="18"/>
+              </w:rPr>
+              <w:t>slide 10</w:t>
+            </w:r>
+          </w:p>
+        </w:tc>
+      </w:tr>
+      <w:tr>
+        <w:tc>
+          <w:tcPr>
+            <w:tcW w:type="dxa" w:w="2909"/>
+          </w:tcPr>
+          <w:p>
+            <w:pPr>
+              <w:spacing w:after="40"/>
+            </w:pPr>
+            <w:r>
+              <w:rPr>
+                <w:sz w:val="18"/>
+              </w:rPr>
+            </w:r>
+            <w:r>
+              <w:rPr>
+                <w:b w:val="0"/>
+                <w:i w:val="0"/>
+                <w:sz w:val="18"/>
+              </w:rPr>
+              <w:t>Procainamide</w:t>
+            </w:r>
+            <w:r>
+              <w:rPr>
+                <w:sz w:val="18"/>
+              </w:rPr>
+              <w:br/>
+            </w:r>
+            <w:r>
+              <w:rPr>
+                <w:b w:val="0"/>
+                <w:i w:val="0"/>
+                <w:sz w:val="18"/>
+              </w:rPr>
+              <w:t>class IA; an amide derivative of procaine</w:t>
+            </w:r>
+          </w:p>
+        </w:tc>
+        <w:tc>
+          <w:tcPr>
+            <w:tcW w:type="dxa" w:w="2909"/>
+          </w:tcPr>
+          <w:p>
+            <w:pPr>
+              <w:spacing w:after="40"/>
+            </w:pPr>
+            <w:r>
+              <w:rPr>
+                <w:sz w:val="18"/>
+              </w:rPr>
+            </w:r>
+            <w:r>
+              <w:rPr>
+                <w:b w:val="0"/>
+                <w:i w:val="0"/>
+                <w:sz w:val="18"/>
+              </w:rPr>
+              <w:t>Education-heavy</w:t>
+            </w:r>
+          </w:p>
+        </w:tc>
+        <w:tc>
+          <w:tcPr>
+            <w:tcW w:type="dxa" w:w="2909"/>
+          </w:tcPr>
+          <w:p>
+            <w:pPr>
+              <w:spacing w:after="40"/>
+            </w:pPr>
+            <w:r>
+              <w:rPr>
+                <w:sz w:val="18"/>
+              </w:rPr>
+            </w:r>
+            <w:r>
+              <w:rPr>
+                <w:b w:val="0"/>
+                <w:i w:val="0"/>
+                <w:sz w:val="18"/>
+              </w:rPr>
+              <w:t xml:space="preserve">The class IA uses. </w:t>
+            </w:r>
+            <w:r>
+              <w:rPr>
+                <w:b/>
+                <w:i w:val="0"/>
+                <w:sz w:val="18"/>
+              </w:rPr>
+              <w:t>Short duration of action (3 to 4 hours)</w:t>
+            </w:r>
+            <w:r>
+              <w:rPr>
+                <w:b w:val="0"/>
+                <w:i w:val="0"/>
+                <w:sz w:val="18"/>
+              </w:rPr>
+              <w:t xml:space="preserve">, so a </w:t>
+            </w:r>
+            <w:r>
+              <w:rPr>
+                <w:b/>
+                <w:i w:val="0"/>
+                <w:sz w:val="18"/>
+              </w:rPr>
+              <w:t>slow-release preparation</w:t>
+            </w:r>
+            <w:r>
+              <w:rPr>
+                <w:b w:val="0"/>
+                <w:i w:val="0"/>
+                <w:sz w:val="18"/>
+              </w:rPr>
+              <w:t xml:space="preserve"> is used. </w:t>
+            </w:r>
+            <w:r>
+              <w:rPr>
+                <w:b/>
+                <w:i w:val="0"/>
+                <w:sz w:val="18"/>
+              </w:rPr>
+              <w:t>Intravenous: better tolerated than quinidine. Oral: poorly tolerated long term.</w:t>
+            </w:r>
+          </w:p>
+        </w:tc>
+        <w:tc>
+          <w:tcPr>
+            <w:tcW w:type="dxa" w:w="2909"/>
+          </w:tcPr>
+          <w:p>
+            <w:pPr>
+              <w:spacing w:after="40"/>
+            </w:pPr>
+            <w:r>
+              <w:rPr>
+                <w:sz w:val="18"/>
+              </w:rPr>
+            </w:r>
+            <w:r>
+              <w:rPr>
+                <w:b w:val="0"/>
+                <w:i w:val="0"/>
+                <w:sz w:val="18"/>
+              </w:rPr>
+              <w:t>A lupus-like syndrome is common (25 to 50 percent), more often in slow acetylators: report new symptoms that could be part of it.</w:t>
+            </w:r>
+          </w:p>
+        </w:tc>
+        <w:tc>
+          <w:tcPr>
+            <w:tcW w:type="dxa" w:w="2909"/>
+          </w:tcPr>
+          <w:p>
+            <w:pPr>
+              <w:spacing w:after="40"/>
+            </w:pPr>
+            <w:r>
+              <w:rPr>
+                <w:sz w:val="18"/>
+              </w:rPr>
+            </w:r>
+            <w:r>
+              <w:rPr>
+                <w:b w:val="0"/>
+                <w:i w:val="0"/>
+                <w:sz w:val="18"/>
+              </w:rPr>
+              <w:t>L10</w:t>
+            </w:r>
+            <w:r>
+              <w:rPr>
+                <w:sz w:val="18"/>
+              </w:rPr>
+              <w:br/>
+            </w:r>
+            <w:r>
+              <w:rPr>
+                <w:b w:val="0"/>
+                <w:i w:val="0"/>
+                <w:sz w:val="18"/>
+              </w:rPr>
+              <w:t>slide 13</w:t>
+            </w:r>
+          </w:p>
+        </w:tc>
+      </w:tr>
+      <w:tr>
+        <w:tc>
+          <w:tcPr>
+            <w:tcW w:type="dxa" w:w="2909"/>
+          </w:tcPr>
+          <w:p>
+            <w:pPr>
+              <w:spacing w:after="40"/>
+            </w:pPr>
+            <w:r>
+              <w:rPr>
+                <w:sz w:val="18"/>
+              </w:rPr>
+            </w:r>
+            <w:r>
+              <w:rPr>
+                <w:b w:val="0"/>
+                <w:i w:val="0"/>
+                <w:sz w:val="18"/>
+              </w:rPr>
+              <w:t>Disopyramide</w:t>
+            </w:r>
+            <w:r>
+              <w:rPr>
+                <w:sz w:val="18"/>
+              </w:rPr>
+              <w:br/>
+            </w:r>
+            <w:r>
+              <w:rPr>
+                <w:b w:val="0"/>
+                <w:i w:val="0"/>
+                <w:sz w:val="18"/>
+              </w:rPr>
+              <w:t>class IA</w:t>
+            </w:r>
+          </w:p>
+        </w:tc>
+        <w:tc>
+          <w:tcPr>
+            <w:tcW w:type="dxa" w:w="2909"/>
+          </w:tcPr>
+          <w:p>
+            <w:pPr>
+              <w:spacing w:after="40"/>
+            </w:pPr>
+            <w:r>
+              <w:rPr>
+                <w:sz w:val="18"/>
+              </w:rPr>
+            </w:r>
+            <w:r>
+              <w:rPr>
+                <w:b w:val="0"/>
+                <w:i w:val="0"/>
+                <w:sz w:val="18"/>
+              </w:rPr>
+              <w:t>Indication</w:t>
+            </w:r>
+          </w:p>
+        </w:tc>
+        <w:tc>
+          <w:tcPr>
+            <w:tcW w:type="dxa" w:w="2909"/>
+          </w:tcPr>
+          <w:p>
+            <w:pPr>
+              <w:spacing w:after="40"/>
+            </w:pPr>
+            <w:r>
+              <w:rPr>
+                <w:sz w:val="18"/>
+              </w:rPr>
+            </w:r>
+            <w:r>
+              <w:rPr>
+                <w:b w:val="0"/>
+                <w:i w:val="0"/>
+                <w:sz w:val="18"/>
+              </w:rPr>
+              <w:t>Ventricular tachycardia; supraventricular arrhythmias (flutter, fibrillation).</w:t>
+            </w:r>
+          </w:p>
+        </w:tc>
+        <w:tc>
+          <w:tcPr>
+            <w:tcW w:type="dxa" w:w="2909"/>
+          </w:tcPr>
+          <w:p>
+            <w:pPr>
+              <w:spacing w:after="40"/>
+            </w:pPr>
+            <w:r>
+              <w:rPr>
+                <w:sz w:val="18"/>
+              </w:rPr>
+            </w:r>
+            <w:r>
+              <w:rPr>
+                <w:b w:val="0"/>
+                <w:i w:val="0"/>
+                <w:sz w:val="18"/>
+              </w:rPr>
+              <w:t xml:space="preserve">Stronger anticholinergic actions than quinidine and a negative inotropic effect: </w:t>
+            </w:r>
+            <w:r>
+              <w:rPr>
+                <w:b/>
+                <w:i w:val="0"/>
+                <w:sz w:val="18"/>
+              </w:rPr>
+              <w:t>contraindicated in glaucoma and heart block</w:t>
+            </w:r>
+            <w:r>
+              <w:rPr>
+                <w:b w:val="0"/>
+                <w:i w:val="0"/>
+                <w:sz w:val="18"/>
+              </w:rPr>
+              <w:t>, and it can bring on heart failure.</w:t>
+            </w:r>
+          </w:p>
+        </w:tc>
+        <w:tc>
+          <w:tcPr>
+            <w:tcW w:type="dxa" w:w="2909"/>
+          </w:tcPr>
+          <w:p>
+            <w:pPr>
+              <w:spacing w:after="40"/>
+            </w:pPr>
+            <w:r>
+              <w:rPr>
+                <w:sz w:val="18"/>
+              </w:rPr>
+            </w:r>
+            <w:r>
+              <w:rPr>
+                <w:b w:val="0"/>
+                <w:i w:val="0"/>
+                <w:sz w:val="18"/>
+              </w:rPr>
+              <w:t>L10</w:t>
+            </w:r>
+            <w:r>
+              <w:rPr>
+                <w:sz w:val="18"/>
+              </w:rPr>
+              <w:br/>
+            </w:r>
+            <w:r>
+              <w:rPr>
+                <w:b w:val="0"/>
+                <w:i w:val="0"/>
+                <w:sz w:val="18"/>
+              </w:rPr>
+              <w:t>slide 14</w:t>
+            </w:r>
+          </w:p>
+        </w:tc>
+      </w:tr>
+      <w:tr>
+        <w:tc>
+          <w:tcPr>
+            <w:tcW w:type="dxa" w:w="14545"/>
+            <w:gridSpan w:val="5"/>
+          </w:tcPr>
+          <w:p>
+            <w:pPr>
+              <w:spacing w:after="40"/>
+            </w:pPr>
+            <w:r/>
+          </w:p>
+        </w:tc>
+      </w:tr>
+      <w:tr>
+        <w:tc>
+          <w:tcPr>
+            <w:tcW w:type="dxa" w:w="2909"/>
+          </w:tcPr>
+          <w:p>
+            <w:pPr>
+              <w:spacing w:after="40"/>
+            </w:pPr>
+            <w:r>
+              <w:rPr>
+                <w:sz w:val="18"/>
+              </w:rPr>
+            </w:r>
+            <w:r>
+              <w:rPr>
+                <w:b w:val="0"/>
+                <w:i w:val="0"/>
+                <w:sz w:val="18"/>
+              </w:rPr>
+              <w:t>Lidocaine</w:t>
+            </w:r>
+            <w:r>
+              <w:rPr>
+                <w:sz w:val="18"/>
+              </w:rPr>
+              <w:br/>
+            </w:r>
+            <w:r>
+              <w:rPr>
+                <w:b w:val="0"/>
+                <w:i w:val="0"/>
+                <w:sz w:val="18"/>
+              </w:rPr>
+              <w:t>class IB</w:t>
+            </w:r>
+          </w:p>
+        </w:tc>
+        <w:tc>
+          <w:tcPr>
+            <w:tcW w:type="dxa" w:w="2909"/>
+          </w:tcPr>
+          <w:p>
+            <w:pPr>
+              <w:spacing w:after="40"/>
+            </w:pPr>
+            <w:r>
+              <w:rPr>
+                <w:sz w:val="18"/>
+              </w:rPr>
+            </w:r>
+            <w:r>
+              <w:rPr>
+                <w:b w:val="0"/>
+                <w:i w:val="0"/>
+                <w:sz w:val="18"/>
+              </w:rPr>
+              <w:t>Indication</w:t>
+            </w:r>
+          </w:p>
+        </w:tc>
+        <w:tc>
+          <w:tcPr>
+            <w:tcW w:type="dxa" w:w="2909"/>
+          </w:tcPr>
+          <w:p>
+            <w:pPr>
+              <w:spacing w:after="40"/>
+            </w:pPr>
+            <w:r>
+              <w:rPr>
+                <w:sz w:val="18"/>
+              </w:rPr>
+            </w:r>
+            <w:r>
+              <w:rPr>
+                <w:b w:val="0"/>
+                <w:i w:val="0"/>
+                <w:sz w:val="18"/>
+              </w:rPr>
+              <w:t xml:space="preserve">Ventricular tachycardia and premature beats; ventricular fibrillation; </w:t>
+            </w:r>
+            <w:r>
+              <w:rPr>
+                <w:b/>
+                <w:i w:val="0"/>
+                <w:sz w:val="18"/>
+              </w:rPr>
+              <w:t>acute myocardial infarction</w:t>
+            </w:r>
+            <w:r>
+              <w:rPr>
+                <w:b w:val="0"/>
+                <w:i w:val="0"/>
+                <w:sz w:val="18"/>
+              </w:rPr>
+              <w:t xml:space="preserve">; Wolff-Parkinson-White is also listed. </w:t>
+            </w:r>
+            <w:r>
+              <w:rPr>
+                <w:b w:val="0"/>
+                <w:i/>
+                <w:sz w:val="18"/>
+              </w:rPr>
+              <w:t>Current guidelines differ: lidocaine is not a recommended treatment for Wolff-Parkinson-White syndrome.</w:t>
+            </w:r>
+          </w:p>
+        </w:tc>
+        <w:tc>
+          <w:tcPr>
+            <w:tcW w:type="dxa" w:w="2909"/>
+          </w:tcPr>
+          <w:p>
+            <w:pPr>
+              <w:spacing w:after="40"/>
+            </w:pPr>
+            <w:r>
+              <w:rPr>
+                <w:sz w:val="18"/>
+              </w:rPr>
+            </w:r>
+            <w:r>
+              <w:rPr>
+                <w:b/>
+                <w:i w:val="0"/>
+                <w:sz w:val="18"/>
+              </w:rPr>
+              <w:t>Given intravenously only</w:t>
+            </w:r>
+            <w:r>
+              <w:rPr>
+                <w:b w:val="0"/>
+                <w:i w:val="0"/>
+                <w:sz w:val="18"/>
+              </w:rPr>
+              <w:t xml:space="preserve"> (extensive first-pass metabolism). </w:t>
+            </w:r>
+            <w:r>
+              <w:rPr>
+                <w:b/>
+                <w:i w:val="0"/>
+                <w:sz w:val="18"/>
+              </w:rPr>
+              <w:t>Not effective against atrial arrhythmias.</w:t>
+            </w:r>
+            <w:r>
+              <w:rPr>
+                <w:b w:val="0"/>
+                <w:i w:val="0"/>
+                <w:sz w:val="18"/>
+              </w:rPr>
+              <w:t xml:space="preserve"> Works best on sodium channels in ischemic tissue.</w:t>
+            </w:r>
+          </w:p>
+        </w:tc>
+        <w:tc>
+          <w:tcPr>
+            <w:tcW w:type="dxa" w:w="2909"/>
+          </w:tcPr>
+          <w:p>
+            <w:pPr>
+              <w:spacing w:after="40"/>
+            </w:pPr>
+            <w:r>
+              <w:rPr>
+                <w:sz w:val="18"/>
+              </w:rPr>
+            </w:r>
+            <w:r>
+              <w:rPr>
+                <w:b w:val="0"/>
+                <w:i w:val="0"/>
+                <w:sz w:val="18"/>
+              </w:rPr>
+              <w:t>L10</w:t>
+            </w:r>
+            <w:r>
+              <w:rPr>
+                <w:sz w:val="18"/>
+              </w:rPr>
+              <w:br/>
+            </w:r>
+            <w:r>
+              <w:rPr>
+                <w:b w:val="0"/>
+                <w:i w:val="0"/>
+                <w:sz w:val="18"/>
+              </w:rPr>
+              <w:t>slide 17</w:t>
+            </w:r>
+          </w:p>
+        </w:tc>
+      </w:tr>
+      <w:tr>
+        <w:tc>
+          <w:tcPr>
+            <w:tcW w:type="dxa" w:w="14545"/>
+            <w:gridSpan w:val="5"/>
+          </w:tcPr>
+          <w:p>
+            <w:pPr>
+              <w:spacing w:after="40"/>
+            </w:pPr>
+            <w:r/>
+          </w:p>
+        </w:tc>
+      </w:tr>
+      <w:tr>
+        <w:tc>
+          <w:tcPr>
+            <w:tcW w:type="dxa" w:w="2909"/>
+          </w:tcPr>
+          <w:p>
+            <w:pPr>
+              <w:spacing w:after="40"/>
+            </w:pPr>
+            <w:r>
+              <w:rPr>
+                <w:sz w:val="18"/>
+              </w:rPr>
+            </w:r>
+            <w:r>
+              <w:rPr>
+                <w:b w:val="0"/>
+                <w:i w:val="0"/>
+                <w:sz w:val="18"/>
+              </w:rPr>
+              <w:t>Flecainide</w:t>
+            </w:r>
+            <w:r>
+              <w:rPr>
+                <w:sz w:val="18"/>
+              </w:rPr>
+              <w:br/>
+            </w:r>
+            <w:r>
+              <w:rPr>
+                <w:b w:val="0"/>
+                <w:i w:val="0"/>
+                <w:sz w:val="18"/>
+              </w:rPr>
+              <w:t>class IC</w:t>
+            </w:r>
+          </w:p>
+        </w:tc>
+        <w:tc>
+          <w:tcPr>
+            <w:tcW w:type="dxa" w:w="2909"/>
+          </w:tcPr>
+          <w:p>
+            <w:pPr>
+              <w:spacing w:after="40"/>
+            </w:pPr>
+            <w:r>
+              <w:rPr>
+                <w:sz w:val="18"/>
+              </w:rPr>
+            </w:r>
+            <w:r>
+              <w:rPr>
+                <w:b w:val="0"/>
+                <w:i w:val="0"/>
+                <w:sz w:val="18"/>
+              </w:rPr>
+              <w:t>Indication</w:t>
+            </w:r>
+          </w:p>
+        </w:tc>
+        <w:tc>
+          <w:tcPr>
+            <w:tcW w:type="dxa" w:w="2909"/>
+          </w:tcPr>
+          <w:p>
+            <w:pPr>
+              <w:spacing w:after="40"/>
+            </w:pPr>
+            <w:r>
+              <w:rPr>
+                <w:sz w:val="18"/>
+              </w:rPr>
+            </w:r>
+            <w:r>
+              <w:rPr>
+                <w:b/>
+                <w:i w:val="0"/>
+                <w:sz w:val="18"/>
+              </w:rPr>
+              <w:t>Life-threatening sustained ventricular arrhythmias</w:t>
+            </w:r>
+            <w:r>
+              <w:rPr>
+                <w:b w:val="0"/>
+                <w:i w:val="0"/>
+                <w:sz w:val="18"/>
+              </w:rPr>
+              <w:t>; supraventricular arrhythmias; prevents premature ventricular contractions.</w:t>
+            </w:r>
+          </w:p>
+        </w:tc>
+        <w:tc>
+          <w:tcPr>
+            <w:tcW w:type="dxa" w:w="2909"/>
+          </w:tcPr>
+          <w:p>
+            <w:pPr>
+              <w:spacing w:after="40"/>
+            </w:pPr>
+            <w:r>
+              <w:rPr>
+                <w:sz w:val="18"/>
+              </w:rPr>
+            </w:r>
+            <w:r>
+              <w:rPr>
+                <w:b/>
+                <w:i w:val="0"/>
+                <w:sz w:val="18"/>
+              </w:rPr>
+              <w:t>Use only in patients without significant structural damage to the heart</w:t>
+            </w:r>
+            <w:r>
+              <w:rPr>
+                <w:b w:val="0"/>
+                <w:i w:val="0"/>
+                <w:sz w:val="18"/>
+              </w:rPr>
+              <w:t xml:space="preserve"> (it increases mortality after a myocardial infarction). Long half-life (14 hours); oral or intravenous.</w:t>
+            </w:r>
+          </w:p>
+        </w:tc>
+        <w:tc>
+          <w:tcPr>
+            <w:tcW w:type="dxa" w:w="2909"/>
+          </w:tcPr>
+          <w:p>
+            <w:pPr>
+              <w:spacing w:after="40"/>
+            </w:pPr>
+            <w:r>
+              <w:rPr>
+                <w:sz w:val="18"/>
+              </w:rPr>
+            </w:r>
+            <w:r>
+              <w:rPr>
+                <w:b w:val="0"/>
+                <w:i w:val="0"/>
+                <w:sz w:val="18"/>
+              </w:rPr>
+              <w:t>L10</w:t>
+            </w:r>
+            <w:r>
+              <w:rPr>
+                <w:sz w:val="18"/>
+              </w:rPr>
+              <w:br/>
+            </w:r>
+            <w:r>
+              <w:rPr>
+                <w:b w:val="0"/>
+                <w:i w:val="0"/>
+                <w:sz w:val="18"/>
+              </w:rPr>
+              <w:t>slide 22</w:t>
+            </w:r>
+          </w:p>
+        </w:tc>
+      </w:tr>
+      <w:tr>
+        <w:tc>
+          <w:tcPr>
+            <w:tcW w:type="dxa" w:w="2909"/>
+          </w:tcPr>
+          <w:p>
+            <w:pPr>
+              <w:spacing w:after="40"/>
+            </w:pPr>
+            <w:r>
+              <w:rPr>
+                <w:sz w:val="18"/>
+              </w:rPr>
+            </w:r>
+            <w:r>
+              <w:rPr>
+                <w:b w:val="0"/>
+                <w:i w:val="0"/>
+                <w:sz w:val="18"/>
+              </w:rPr>
+              <w:t>Propafenone</w:t>
+            </w:r>
+            <w:r>
+              <w:rPr>
+                <w:sz w:val="18"/>
+              </w:rPr>
+              <w:br/>
+            </w:r>
+            <w:r>
+              <w:rPr>
+                <w:b w:val="0"/>
+                <w:i w:val="0"/>
+                <w:sz w:val="18"/>
+              </w:rPr>
+              <w:t>class IC with beta-blocking activity</w:t>
+            </w:r>
+          </w:p>
+        </w:tc>
+        <w:tc>
+          <w:tcPr>
+            <w:tcW w:type="dxa" w:w="2909"/>
+          </w:tcPr>
+          <w:p>
+            <w:pPr>
+              <w:spacing w:after="40"/>
+            </w:pPr>
+            <w:r>
+              <w:rPr>
+                <w:sz w:val="18"/>
+              </w:rPr>
+            </w:r>
+            <w:r>
+              <w:rPr>
+                <w:b w:val="0"/>
+                <w:i w:val="0"/>
+                <w:sz w:val="18"/>
+              </w:rPr>
+              <w:t>Indication</w:t>
+            </w:r>
+          </w:p>
+        </w:tc>
+        <w:tc>
+          <w:tcPr>
+            <w:tcW w:type="dxa" w:w="2909"/>
+          </w:tcPr>
+          <w:p>
+            <w:pPr>
+              <w:spacing w:after="40"/>
+            </w:pPr>
+            <w:r>
+              <w:rPr>
+                <w:sz w:val="18"/>
+              </w:rPr>
+            </w:r>
+            <w:r>
+              <w:rPr>
+                <w:b w:val="0"/>
+                <w:i w:val="0"/>
+                <w:sz w:val="18"/>
+              </w:rPr>
+              <w:t>The class IC uses; same mechanism as flecainide plus beta-blocking activity.</w:t>
+            </w:r>
+          </w:p>
+        </w:tc>
+        <w:tc>
+          <w:tcPr>
+            <w:tcW w:type="dxa" w:w="2909"/>
+          </w:tcPr>
+          <w:p>
+            <w:pPr>
+              <w:spacing w:after="40"/>
+            </w:pPr>
+            <w:r>
+              <w:rPr>
+                <w:sz w:val="18"/>
+              </w:rPr>
+            </w:r>
+            <w:r>
+              <w:rPr>
+                <w:b w:val="0"/>
+                <w:i w:val="0"/>
+                <w:sz w:val="18"/>
+              </w:rPr>
+              <w:t>The beta-blocking activity brings bronchospasm, bradycardia and worsening heart failure; it is also proarrhythmic.</w:t>
+            </w:r>
+          </w:p>
+        </w:tc>
+        <w:tc>
+          <w:tcPr>
+            <w:tcW w:type="dxa" w:w="2909"/>
+          </w:tcPr>
+          <w:p>
+            <w:pPr>
+              <w:spacing w:after="40"/>
+            </w:pPr>
+            <w:r>
+              <w:rPr>
+                <w:sz w:val="18"/>
+              </w:rPr>
+            </w:r>
+            <w:r>
+              <w:rPr>
+                <w:b w:val="0"/>
+                <w:i w:val="0"/>
+                <w:sz w:val="18"/>
+              </w:rPr>
+              <w:t>L10</w:t>
+            </w:r>
+            <w:r>
+              <w:rPr>
+                <w:sz w:val="18"/>
+              </w:rPr>
+              <w:br/>
+            </w:r>
+            <w:r>
+              <w:rPr>
+                <w:b w:val="0"/>
+                <w:i w:val="0"/>
+                <w:sz w:val="18"/>
+              </w:rPr>
+              <w:t>slide 24</w:t>
+            </w:r>
+          </w:p>
+        </w:tc>
+      </w:tr>
+      <w:tr>
+        <w:tc>
+          <w:tcPr>
+            <w:tcW w:type="dxa" w:w="14545"/>
+            <w:gridSpan w:val="5"/>
+          </w:tcPr>
+          <w:p>
+            <w:pPr>
+              <w:spacing w:after="40"/>
+            </w:pPr>
+            <w:r/>
+          </w:p>
+        </w:tc>
+      </w:tr>
+      <w:tr>
+        <w:tc>
+          <w:tcPr>
+            <w:tcW w:type="dxa" w:w="2909"/>
+          </w:tcPr>
+          <w:p>
+            <w:pPr>
+              <w:spacing w:after="40"/>
+            </w:pPr>
+            <w:r>
+              <w:rPr>
+                <w:sz w:val="18"/>
+              </w:rPr>
+            </w:r>
+            <w:r>
+              <w:rPr>
+                <w:b w:val="0"/>
+                <w:i w:val="0"/>
+                <w:sz w:val="18"/>
+              </w:rPr>
+              <w:t>Propranolol</w:t>
+            </w:r>
+            <w:r>
+              <w:rPr>
+                <w:sz w:val="18"/>
+              </w:rPr>
+              <w:br/>
+            </w:r>
+            <w:r>
+              <w:rPr>
+                <w:b w:val="0"/>
+                <w:i w:val="0"/>
+                <w:sz w:val="18"/>
+              </w:rPr>
+              <w:t>class II; nonselective beta blocker</w:t>
+            </w:r>
+          </w:p>
+        </w:tc>
+        <w:tc>
+          <w:tcPr>
+            <w:tcW w:type="dxa" w:w="2909"/>
+          </w:tcPr>
+          <w:p>
+            <w:pPr>
+              <w:spacing w:after="40"/>
+            </w:pPr>
+            <w:r>
+              <w:rPr>
+                <w:sz w:val="18"/>
+              </w:rPr>
+            </w:r>
+            <w:r>
+              <w:rPr>
+                <w:b w:val="0"/>
+                <w:i w:val="0"/>
+                <w:sz w:val="18"/>
+              </w:rPr>
+              <w:t>Indication</w:t>
+            </w:r>
+          </w:p>
+        </w:tc>
+        <w:tc>
+          <w:tcPr>
+            <w:tcW w:type="dxa" w:w="2909"/>
+          </w:tcPr>
+          <w:p>
+            <w:pPr>
+              <w:spacing w:after="40"/>
+            </w:pPr>
+            <w:r>
+              <w:rPr>
+                <w:sz w:val="18"/>
+              </w:rPr>
+            </w:r>
+            <w:r>
+              <w:rPr>
+                <w:b w:val="0"/>
+                <w:i w:val="0"/>
+                <w:sz w:val="18"/>
+              </w:rPr>
+              <w:t>Supraventricular arrhythmias; ventricular ectopic beats; myocardial infarction.</w:t>
+            </w:r>
+          </w:p>
+        </w:tc>
+        <w:tc>
+          <w:tcPr>
+            <w:tcW w:type="dxa" w:w="2909"/>
+          </w:tcPr>
+          <w:p>
+            <w:pPr>
+              <w:spacing w:after="40"/>
+            </w:pPr>
+            <w:r>
+              <w:rPr>
+                <w:sz w:val="18"/>
+              </w:rPr>
+            </w:r>
+            <w:r>
+              <w:rPr>
+                <w:b w:val="0"/>
+                <w:i w:val="0"/>
+                <w:sz w:val="18"/>
+              </w:rPr>
+              <w:t xml:space="preserve">Nonselective, so </w:t>
+            </w:r>
+            <w:r>
+              <w:rPr>
+                <w:b/>
+                <w:i w:val="0"/>
+                <w:sz w:val="18"/>
+              </w:rPr>
+              <w:t>bronchospasm</w:t>
+            </w:r>
+            <w:r>
+              <w:rPr>
+                <w:b w:val="0"/>
+                <w:i w:val="0"/>
+                <w:sz w:val="18"/>
+              </w:rPr>
+              <w:t xml:space="preserve"> is a risk: report wheeze or breathlessness. It can also worsen heart failure and cause heart block.</w:t>
+            </w:r>
+          </w:p>
+        </w:tc>
+        <w:tc>
+          <w:tcPr>
+            <w:tcW w:type="dxa" w:w="2909"/>
+          </w:tcPr>
+          <w:p>
+            <w:pPr>
+              <w:spacing w:after="40"/>
+            </w:pPr>
+            <w:r>
+              <w:rPr>
+                <w:sz w:val="18"/>
+              </w:rPr>
+            </w:r>
+            <w:r>
+              <w:rPr>
+                <w:b w:val="0"/>
+                <w:i w:val="0"/>
+                <w:sz w:val="18"/>
+              </w:rPr>
+              <w:t>L10</w:t>
+            </w:r>
+            <w:r>
+              <w:rPr>
+                <w:sz w:val="18"/>
+              </w:rPr>
+              <w:br/>
+            </w:r>
+            <w:r>
+              <w:rPr>
+                <w:b w:val="0"/>
+                <w:i w:val="0"/>
+                <w:sz w:val="18"/>
+              </w:rPr>
+              <w:t>slide 27</w:t>
+            </w:r>
+          </w:p>
+        </w:tc>
+      </w:tr>
+      <w:tr>
+        <w:tc>
+          <w:tcPr>
+            <w:tcW w:type="dxa" w:w="2909"/>
+          </w:tcPr>
+          <w:p>
+            <w:pPr>
+              <w:spacing w:after="40"/>
+            </w:pPr>
+            <w:r>
+              <w:rPr>
+                <w:sz w:val="18"/>
+              </w:rPr>
+            </w:r>
+            <w:r>
+              <w:rPr>
+                <w:b w:val="0"/>
+                <w:i w:val="0"/>
+                <w:sz w:val="18"/>
+              </w:rPr>
+              <w:t>Metoprolol, acebutolol, esmolol</w:t>
+            </w:r>
+            <w:r>
+              <w:rPr>
+                <w:sz w:val="18"/>
+              </w:rPr>
+              <w:br/>
+            </w:r>
+            <w:r>
+              <w:rPr>
+                <w:b w:val="0"/>
+                <w:i w:val="0"/>
+                <w:sz w:val="18"/>
+              </w:rPr>
+              <w:t>class II; beta-1 selective</w:t>
+            </w:r>
+          </w:p>
+        </w:tc>
+        <w:tc>
+          <w:tcPr>
+            <w:tcW w:type="dxa" w:w="2909"/>
+          </w:tcPr>
+          <w:p>
+            <w:pPr>
+              <w:spacing w:after="40"/>
+            </w:pPr>
+            <w:r>
+              <w:rPr>
+                <w:sz w:val="18"/>
+              </w:rPr>
+            </w:r>
+            <w:r>
+              <w:rPr>
+                <w:b w:val="0"/>
+                <w:i w:val="0"/>
+                <w:sz w:val="18"/>
+              </w:rPr>
+              <w:t>Education-heavy</w:t>
+            </w:r>
+          </w:p>
+        </w:tc>
+        <w:tc>
+          <w:tcPr>
+            <w:tcW w:type="dxa" w:w="2909"/>
+          </w:tcPr>
+          <w:p>
+            <w:pPr>
+              <w:spacing w:after="40"/>
+            </w:pPr>
+            <w:r>
+              <w:rPr>
+                <w:sz w:val="18"/>
+              </w:rPr>
+            </w:r>
+            <w:r>
+              <w:rPr>
+                <w:b w:val="0"/>
+                <w:i w:val="0"/>
+                <w:sz w:val="18"/>
+              </w:rPr>
+              <w:t xml:space="preserve">Similar to propranolol, with </w:t>
+            </w:r>
+            <w:r>
+              <w:rPr>
+                <w:b/>
+                <w:i w:val="0"/>
+                <w:sz w:val="18"/>
+              </w:rPr>
+              <w:t>less bronchospasm</w:t>
+            </w:r>
+            <w:r>
+              <w:rPr>
+                <w:b w:val="0"/>
+                <w:i w:val="0"/>
+                <w:sz w:val="18"/>
+              </w:rPr>
+              <w:t xml:space="preserve"> (beta-1 selective). </w:t>
+            </w:r>
+            <w:r>
+              <w:rPr>
+                <w:b/>
+                <w:i w:val="0"/>
+                <w:sz w:val="18"/>
+              </w:rPr>
+              <w:t>Esmolol is the intravenous, short-acting</w:t>
+            </w:r>
+            <w:r>
+              <w:rPr>
+                <w:b w:val="0"/>
+                <w:i w:val="0"/>
+                <w:sz w:val="18"/>
+              </w:rPr>
+              <w:t xml:space="preserve"> beta blocker.</w:t>
+            </w:r>
+          </w:p>
+        </w:tc>
+        <w:tc>
+          <w:tcPr>
+            <w:tcW w:type="dxa" w:w="2909"/>
+          </w:tcPr>
+          <w:p>
+            <w:pPr>
+              <w:spacing w:after="40"/>
+            </w:pPr>
+            <w:r>
+              <w:rPr>
+                <w:sz w:val="18"/>
+              </w:rPr>
+            </w:r>
+            <w:r>
+              <w:rPr>
+                <w:b w:val="0"/>
+                <w:i w:val="0"/>
+                <w:sz w:val="18"/>
+              </w:rPr>
+              <w:t xml:space="preserve">Can still cause heart failure, and </w:t>
+            </w:r>
+            <w:r>
+              <w:rPr>
+                <w:b/>
+                <w:i w:val="0"/>
+                <w:sz w:val="18"/>
+              </w:rPr>
+              <w:t>sedation and fatigue</w:t>
+            </w:r>
+            <w:r>
+              <w:rPr>
+                <w:b w:val="0"/>
+                <w:i w:val="0"/>
+                <w:sz w:val="18"/>
+              </w:rPr>
+              <w:t>.</w:t>
+            </w:r>
+          </w:p>
+        </w:tc>
+        <w:tc>
+          <w:tcPr>
+            <w:tcW w:type="dxa" w:w="2909"/>
+          </w:tcPr>
+          <w:p>
+            <w:pPr>
+              <w:spacing w:after="40"/>
+            </w:pPr>
+            <w:r>
+              <w:rPr>
+                <w:sz w:val="18"/>
+              </w:rPr>
+            </w:r>
+            <w:r>
+              <w:rPr>
+                <w:b w:val="0"/>
+                <w:i w:val="0"/>
+                <w:sz w:val="18"/>
+              </w:rPr>
+              <w:t>L10</w:t>
+            </w:r>
+            <w:r>
+              <w:rPr>
+                <w:sz w:val="18"/>
+              </w:rPr>
+              <w:br/>
+            </w:r>
+            <w:r>
+              <w:rPr>
+                <w:b w:val="0"/>
+                <w:i w:val="0"/>
+                <w:sz w:val="18"/>
+              </w:rPr>
+              <w:t>slide 29</w:t>
+            </w:r>
+          </w:p>
+        </w:tc>
+      </w:tr>
+      <w:tr>
+        <w:tc>
+          <w:tcPr>
+            <w:tcW w:type="dxa" w:w="14545"/>
+            <w:gridSpan w:val="5"/>
+          </w:tcPr>
+          <w:p>
+            <w:pPr>
+              <w:spacing w:after="40"/>
+            </w:pPr>
+            <w:r/>
+          </w:p>
+        </w:tc>
+      </w:tr>
+      <w:tr>
+        <w:tc>
+          <w:tcPr>
+            <w:tcW w:type="dxa" w:w="2909"/>
+          </w:tcPr>
+          <w:p>
+            <w:pPr>
+              <w:spacing w:after="40"/>
+            </w:pPr>
+            <w:r>
+              <w:rPr>
+                <w:sz w:val="18"/>
+              </w:rPr>
+            </w:r>
+            <w:r>
+              <w:rPr>
+                <w:b w:val="0"/>
+                <w:i w:val="0"/>
+                <w:sz w:val="18"/>
+              </w:rPr>
+              <w:t>Amiodarone</w:t>
+            </w:r>
+            <w:r>
+              <w:rPr>
+                <w:sz w:val="18"/>
+              </w:rPr>
+              <w:br/>
+            </w:r>
+            <w:r>
+              <w:rPr>
+                <w:b w:val="0"/>
+                <w:i w:val="0"/>
+                <w:sz w:val="18"/>
+              </w:rPr>
+              <w:t>class III; an analog of thyroid hormone</w:t>
+            </w:r>
+          </w:p>
+        </w:tc>
+        <w:tc>
+          <w:tcPr>
+            <w:tcW w:type="dxa" w:w="2909"/>
+          </w:tcPr>
+          <w:p>
+            <w:pPr>
+              <w:spacing w:after="40"/>
+            </w:pPr>
+            <w:r>
+              <w:rPr>
+                <w:sz w:val="18"/>
+              </w:rPr>
+            </w:r>
+            <w:r>
+              <w:rPr>
+                <w:b w:val="0"/>
+                <w:i w:val="0"/>
+                <w:sz w:val="18"/>
+              </w:rPr>
+              <w:t>Indication</w:t>
+            </w:r>
+          </w:p>
+        </w:tc>
+        <w:tc>
+          <w:tcPr>
+            <w:tcW w:type="dxa" w:w="2909"/>
+          </w:tcPr>
+          <w:p>
+            <w:pPr>
+              <w:spacing w:after="40"/>
+            </w:pPr>
+            <w:r>
+              <w:rPr>
+                <w:sz w:val="18"/>
+              </w:rPr>
+            </w:r>
+            <w:r>
+              <w:rPr>
+                <w:b/>
+                <w:i w:val="0"/>
+                <w:sz w:val="18"/>
+              </w:rPr>
+              <w:t>Recurrent ventricular tachycardia or fibrillation resistant to other drugs</w:t>
+            </w:r>
+            <w:r>
+              <w:rPr>
+                <w:b w:val="0"/>
+                <w:i w:val="0"/>
+                <w:sz w:val="18"/>
+              </w:rPr>
+              <w:t xml:space="preserve">; maintain normal rate in atrial fibrillation. </w:t>
+            </w:r>
+            <w:r>
+              <w:rPr>
+                <w:b/>
+                <w:i w:val="0"/>
+                <w:sz w:val="18"/>
+              </w:rPr>
+              <w:t>Intravenous: terminates acute ventricular tachycardia or fibrillation, replacing lidocaine in myocardial infarction.</w:t>
+            </w:r>
+            <w:r>
+              <w:rPr>
+                <w:b w:val="0"/>
+                <w:i w:val="0"/>
+                <w:sz w:val="18"/>
+              </w:rPr>
+              <w:t xml:space="preserve"> </w:t>
+            </w:r>
+            <w:r>
+              <w:rPr>
+                <w:b w:val="0"/>
+                <w:i/>
+                <w:sz w:val="18"/>
+              </w:rPr>
+              <w:t>Current guidelines differ: resuscitation guidance lists amiodarone or lidocaine as options for shock-refractory ventricular fibrillation or pulseless ventricular tachycardia.</w:t>
+            </w:r>
+          </w:p>
+        </w:tc>
+        <w:tc>
+          <w:tcPr>
+            <w:tcW w:type="dxa" w:w="2909"/>
+          </w:tcPr>
+          <w:p>
+            <w:pPr>
+              <w:spacing w:after="40"/>
+            </w:pPr>
+            <w:r>
+              <w:rPr>
+                <w:sz w:val="18"/>
+              </w:rPr>
+            </w:r>
+            <w:r>
+              <w:rPr>
+                <w:b w:val="0"/>
+                <w:i w:val="0"/>
+                <w:sz w:val="18"/>
+              </w:rPr>
+              <w:t xml:space="preserve">Oral and intravenous. </w:t>
+            </w:r>
+            <w:r>
+              <w:rPr>
+                <w:b/>
+                <w:i w:val="0"/>
+                <w:sz w:val="18"/>
+              </w:rPr>
+              <w:t>Half-life about 40 days (26 to 107): slow onset, slow elimination, so loading doses may be needed.</w:t>
+            </w:r>
+            <w:r>
+              <w:rPr>
+                <w:b w:val="0"/>
+                <w:i w:val="0"/>
+                <w:sz w:val="18"/>
+              </w:rPr>
+              <w:t xml:space="preserve"> Report cough or breathlessness, a blue-gray skin color or easy sunburn, and vision changes.</w:t>
+            </w:r>
+          </w:p>
+        </w:tc>
+        <w:tc>
+          <w:tcPr>
+            <w:tcW w:type="dxa" w:w="2909"/>
+          </w:tcPr>
+          <w:p>
+            <w:pPr>
+              <w:spacing w:after="40"/>
+            </w:pPr>
+            <w:r>
+              <w:rPr>
+                <w:sz w:val="18"/>
+              </w:rPr>
+            </w:r>
+            <w:r>
+              <w:rPr>
+                <w:b w:val="0"/>
+                <w:i w:val="0"/>
+                <w:sz w:val="18"/>
+              </w:rPr>
+              <w:t>L10</w:t>
+            </w:r>
+            <w:r>
+              <w:rPr>
+                <w:sz w:val="18"/>
+              </w:rPr>
+              <w:br/>
+            </w:r>
+            <w:r>
+              <w:rPr>
+                <w:b w:val="0"/>
+                <w:i w:val="0"/>
+                <w:sz w:val="18"/>
+              </w:rPr>
+              <w:t>slide 31</w:t>
+            </w:r>
+          </w:p>
+        </w:tc>
+      </w:tr>
+      <w:tr>
+        <w:tc>
+          <w:tcPr>
+            <w:tcW w:type="dxa" w:w="2909"/>
+          </w:tcPr>
+          <w:p>
+            <w:pPr>
+              <w:spacing w:after="40"/>
+            </w:pPr>
+            <w:r>
+              <w:rPr>
+                <w:sz w:val="18"/>
+              </w:rPr>
+            </w:r>
+            <w:r>
+              <w:rPr>
+                <w:b w:val="0"/>
+                <w:i w:val="0"/>
+                <w:sz w:val="18"/>
+              </w:rPr>
+              <w:t>Dofetilide</w:t>
+            </w:r>
+            <w:r>
+              <w:rPr>
+                <w:sz w:val="18"/>
+              </w:rPr>
+              <w:br/>
+            </w:r>
+            <w:r>
+              <w:rPr>
+                <w:b w:val="0"/>
+                <w:i w:val="0"/>
+                <w:sz w:val="18"/>
+              </w:rPr>
+              <w:t>class III; potent pure potassium channel blocker</w:t>
+            </w:r>
+          </w:p>
+        </w:tc>
+        <w:tc>
+          <w:tcPr>
+            <w:tcW w:type="dxa" w:w="2909"/>
+          </w:tcPr>
+          <w:p>
+            <w:pPr>
+              <w:spacing w:after="40"/>
+            </w:pPr>
+            <w:r>
+              <w:rPr>
+                <w:sz w:val="18"/>
+              </w:rPr>
+            </w:r>
+            <w:r>
+              <w:rPr>
+                <w:b w:val="0"/>
+                <w:i w:val="0"/>
+                <w:sz w:val="18"/>
+              </w:rPr>
+              <w:t>Indication</w:t>
+            </w:r>
+          </w:p>
+        </w:tc>
+        <w:tc>
+          <w:tcPr>
+            <w:tcW w:type="dxa" w:w="2909"/>
+          </w:tcPr>
+          <w:p>
+            <w:pPr>
+              <w:spacing w:after="40"/>
+            </w:pPr>
+            <w:r>
+              <w:rPr>
+                <w:sz w:val="18"/>
+              </w:rPr>
+            </w:r>
+            <w:r>
+              <w:rPr>
+                <w:b/>
+                <w:i w:val="0"/>
+                <w:sz w:val="18"/>
+              </w:rPr>
+              <w:t>Normal rhythm in atrial fibrillation.</w:t>
+            </w:r>
+            <w:r>
+              <w:rPr>
+                <w:b w:val="0"/>
+                <w:i w:val="0"/>
+                <w:sz w:val="18"/>
+              </w:rPr>
+              <w:t xml:space="preserve"> </w:t>
+            </w:r>
+            <w:r>
+              <w:rPr>
+                <w:b/>
+                <w:i w:val="0"/>
+                <w:sz w:val="18"/>
+              </w:rPr>
+              <w:t>Limited availability to those with special training.</w:t>
+            </w:r>
+          </w:p>
+        </w:tc>
+        <w:tc>
+          <w:tcPr>
+            <w:tcW w:type="dxa" w:w="2909"/>
+          </w:tcPr>
+          <w:p>
+            <w:pPr>
+              <w:spacing w:after="40"/>
+            </w:pPr>
+            <w:r>
+              <w:rPr>
+                <w:sz w:val="18"/>
+              </w:rPr>
+            </w:r>
+            <w:r>
+              <w:rPr>
+                <w:b w:val="0"/>
+                <w:i w:val="0"/>
+                <w:sz w:val="18"/>
+              </w:rPr>
+              <w:t>Mainly eliminated unchanged by the kidneys. Torsades de pointes (1 to 3 percent) and marked QT prolongation are its adverse effects.</w:t>
+            </w:r>
+          </w:p>
+        </w:tc>
+        <w:tc>
+          <w:tcPr>
+            <w:tcW w:type="dxa" w:w="2909"/>
+          </w:tcPr>
+          <w:p>
+            <w:pPr>
+              <w:spacing w:after="40"/>
+            </w:pPr>
+            <w:r>
+              <w:rPr>
+                <w:sz w:val="18"/>
+              </w:rPr>
+            </w:r>
+            <w:r>
+              <w:rPr>
+                <w:b w:val="0"/>
+                <w:i w:val="0"/>
+                <w:sz w:val="18"/>
+              </w:rPr>
+              <w:t>L10</w:t>
+            </w:r>
+            <w:r>
+              <w:rPr>
+                <w:sz w:val="18"/>
+              </w:rPr>
+              <w:br/>
+            </w:r>
+            <w:r>
+              <w:rPr>
+                <w:b w:val="0"/>
+                <w:i w:val="0"/>
+                <w:sz w:val="18"/>
+              </w:rPr>
+              <w:t>slide 34</w:t>
+            </w:r>
+          </w:p>
+        </w:tc>
+      </w:tr>
+      <w:tr>
+        <w:tc>
+          <w:tcPr>
+            <w:tcW w:type="dxa" w:w="2909"/>
+          </w:tcPr>
+          <w:p>
+            <w:pPr>
+              <w:spacing w:after="40"/>
+            </w:pPr>
+            <w:r>
+              <w:rPr>
+                <w:sz w:val="18"/>
+              </w:rPr>
+            </w:r>
+            <w:r>
+              <w:rPr>
+                <w:b w:val="0"/>
+                <w:i w:val="0"/>
+                <w:sz w:val="18"/>
+              </w:rPr>
+              <w:t>Sotalol</w:t>
+            </w:r>
+            <w:r>
+              <w:rPr>
+                <w:sz w:val="18"/>
+              </w:rPr>
+              <w:br/>
+            </w:r>
+            <w:r>
+              <w:rPr>
+                <w:b w:val="0"/>
+                <w:i w:val="0"/>
+                <w:sz w:val="18"/>
+              </w:rPr>
+              <w:t>class III with beta-blocking activity</w:t>
+            </w:r>
+          </w:p>
+        </w:tc>
+        <w:tc>
+          <w:tcPr>
+            <w:tcW w:type="dxa" w:w="2909"/>
+          </w:tcPr>
+          <w:p>
+            <w:pPr>
+              <w:spacing w:after="40"/>
+            </w:pPr>
+            <w:r>
+              <w:rPr>
+                <w:sz w:val="18"/>
+              </w:rPr>
+            </w:r>
+            <w:r>
+              <w:rPr>
+                <w:b w:val="0"/>
+                <w:i w:val="0"/>
+                <w:sz w:val="18"/>
+              </w:rPr>
+              <w:t>Indication</w:t>
+            </w:r>
+          </w:p>
+        </w:tc>
+        <w:tc>
+          <w:tcPr>
+            <w:tcW w:type="dxa" w:w="2909"/>
+          </w:tcPr>
+          <w:p>
+            <w:pPr>
+              <w:spacing w:after="40"/>
+            </w:pPr>
+            <w:r>
+              <w:rPr>
+                <w:sz w:val="18"/>
+              </w:rPr>
+            </w:r>
+            <w:r>
+              <w:rPr>
+                <w:b w:val="0"/>
+                <w:i w:val="0"/>
+                <w:sz w:val="18"/>
+              </w:rPr>
+              <w:t>Atrial flutter and fibrillation; ventricular tachyarrhythmia.</w:t>
+            </w:r>
+          </w:p>
+        </w:tc>
+        <w:tc>
+          <w:tcPr>
+            <w:tcW w:type="dxa" w:w="2909"/>
+          </w:tcPr>
+          <w:p>
+            <w:pPr>
+              <w:spacing w:after="40"/>
+            </w:pPr>
+            <w:r>
+              <w:rPr>
+                <w:sz w:val="18"/>
+              </w:rPr>
+            </w:r>
+            <w:r>
+              <w:rPr>
+                <w:b w:val="0"/>
+                <w:i w:val="0"/>
+                <w:sz w:val="18"/>
+              </w:rPr>
+              <w:t>Beta-blocking activity as well as potassium channel block: torsades de pointes and bronchospasm are its adverse effects.</w:t>
+            </w:r>
+          </w:p>
+        </w:tc>
+        <w:tc>
+          <w:tcPr>
+            <w:tcW w:type="dxa" w:w="2909"/>
+          </w:tcPr>
+          <w:p>
+            <w:pPr>
+              <w:spacing w:after="40"/>
+            </w:pPr>
+            <w:r>
+              <w:rPr>
+                <w:sz w:val="18"/>
+              </w:rPr>
+            </w:r>
+            <w:r>
+              <w:rPr>
+                <w:b w:val="0"/>
+                <w:i w:val="0"/>
+                <w:sz w:val="18"/>
+              </w:rPr>
+              <w:t>L10</w:t>
+            </w:r>
+            <w:r>
+              <w:rPr>
+                <w:sz w:val="18"/>
+              </w:rPr>
+              <w:br/>
+            </w:r>
+            <w:r>
+              <w:rPr>
+                <w:b w:val="0"/>
+                <w:i w:val="0"/>
+                <w:sz w:val="18"/>
+              </w:rPr>
+              <w:t>slide 35</w:t>
+            </w:r>
+          </w:p>
+        </w:tc>
+      </w:tr>
+      <w:tr>
+        <w:tc>
+          <w:tcPr>
+            <w:tcW w:type="dxa" w:w="14545"/>
+            <w:gridSpan w:val="5"/>
+          </w:tcPr>
+          <w:p>
+            <w:pPr>
+              <w:spacing w:after="40"/>
+            </w:pPr>
+            <w:r/>
+          </w:p>
+        </w:tc>
+      </w:tr>
+      <w:tr>
+        <w:tc>
+          <w:tcPr>
+            <w:tcW w:type="dxa" w:w="2909"/>
+          </w:tcPr>
+          <w:p>
+            <w:pPr>
+              <w:spacing w:after="40"/>
+            </w:pPr>
+            <w:r>
+              <w:rPr>
+                <w:sz w:val="18"/>
+              </w:rPr>
+            </w:r>
+            <w:r>
+              <w:rPr>
+                <w:b w:val="0"/>
+                <w:i w:val="0"/>
+                <w:sz w:val="18"/>
+              </w:rPr>
+              <w:t>Verapamil, diltiazem</w:t>
+            </w:r>
+            <w:r>
+              <w:rPr>
+                <w:sz w:val="18"/>
+              </w:rPr>
+              <w:br/>
+            </w:r>
+            <w:r>
+              <w:rPr>
+                <w:b w:val="0"/>
+                <w:i w:val="0"/>
+                <w:sz w:val="18"/>
+              </w:rPr>
+              <w:t>class IV; calcium channel blockers</w:t>
+            </w:r>
+          </w:p>
+        </w:tc>
+        <w:tc>
+          <w:tcPr>
+            <w:tcW w:type="dxa" w:w="2909"/>
+          </w:tcPr>
+          <w:p>
+            <w:pPr>
+              <w:spacing w:after="40"/>
+            </w:pPr>
+            <w:r>
+              <w:rPr>
+                <w:sz w:val="18"/>
+              </w:rPr>
+            </w:r>
+            <w:r>
+              <w:rPr>
+                <w:b w:val="0"/>
+                <w:i w:val="0"/>
+                <w:sz w:val="18"/>
+              </w:rPr>
+              <w:t>Indication</w:t>
+            </w:r>
+          </w:p>
+        </w:tc>
+        <w:tc>
+          <w:tcPr>
+            <w:tcW w:type="dxa" w:w="2909"/>
+          </w:tcPr>
+          <w:p>
+            <w:pPr>
+              <w:spacing w:after="40"/>
+            </w:pPr>
+            <w:r>
+              <w:rPr>
+                <w:sz w:val="18"/>
+              </w:rPr>
+            </w:r>
+            <w:r>
+              <w:rPr>
+                <w:b/>
+                <w:i w:val="0"/>
+                <w:sz w:val="18"/>
+              </w:rPr>
+              <w:t>Paroxysmal supraventricular tachycardia</w:t>
+            </w:r>
+            <w:r>
+              <w:rPr>
+                <w:b w:val="0"/>
+                <w:i w:val="0"/>
+                <w:sz w:val="18"/>
+              </w:rPr>
+              <w:t>; atrial fibrillation.</w:t>
+            </w:r>
+          </w:p>
+        </w:tc>
+        <w:tc>
+          <w:tcPr>
+            <w:tcW w:type="dxa" w:w="2909"/>
+          </w:tcPr>
+          <w:p>
+            <w:pPr>
+              <w:spacing w:after="40"/>
+            </w:pPr>
+            <w:r>
+              <w:rPr>
+                <w:sz w:val="18"/>
+              </w:rPr>
+            </w:r>
+            <w:r>
+              <w:rPr>
+                <w:b w:val="0"/>
+                <w:i w:val="0"/>
+                <w:sz w:val="18"/>
+              </w:rPr>
+              <w:t xml:space="preserve">Hypotension and edema are expected; hepatic metabolism, so caution in liver damage. </w:t>
+            </w:r>
+            <w:r>
+              <w:rPr>
+                <w:b/>
+                <w:i w:val="0"/>
+                <w:sz w:val="18"/>
+              </w:rPr>
+              <w:t>Avoid in ventricular arrhythmias, sick sinus syndrome and depressed cardiac function.</w:t>
+            </w:r>
+          </w:p>
+        </w:tc>
+        <w:tc>
+          <w:tcPr>
+            <w:tcW w:type="dxa" w:w="2909"/>
+          </w:tcPr>
+          <w:p>
+            <w:pPr>
+              <w:spacing w:after="40"/>
+            </w:pPr>
+            <w:r>
+              <w:rPr>
+                <w:sz w:val="18"/>
+              </w:rPr>
+            </w:r>
+            <w:r>
+              <w:rPr>
+                <w:b w:val="0"/>
+                <w:i w:val="0"/>
+                <w:sz w:val="18"/>
+              </w:rPr>
+              <w:t>L10</w:t>
+            </w:r>
+            <w:r>
+              <w:rPr>
+                <w:sz w:val="18"/>
+              </w:rPr>
+              <w:br/>
+            </w:r>
+            <w:r>
+              <w:rPr>
+                <w:b w:val="0"/>
+                <w:i w:val="0"/>
+                <w:sz w:val="18"/>
+              </w:rPr>
+              <w:t>slide 39</w:t>
+            </w:r>
+          </w:p>
+        </w:tc>
+      </w:tr>
+      <w:tr>
+        <w:tc>
+          <w:tcPr>
+            <w:tcW w:type="dxa" w:w="14545"/>
+            <w:gridSpan w:val="5"/>
+          </w:tcPr>
+          <w:p>
+            <w:pPr>
+              <w:spacing w:after="40"/>
+            </w:pPr>
+            <w:r/>
+          </w:p>
+        </w:tc>
+      </w:tr>
+      <w:tr>
+        <w:tc>
+          <w:tcPr>
+            <w:tcW w:type="dxa" w:w="2909"/>
+          </w:tcPr>
+          <w:p>
+            <w:pPr>
+              <w:spacing w:after="40"/>
+            </w:pPr>
+            <w:r>
+              <w:rPr>
+                <w:sz w:val="18"/>
+              </w:rPr>
+            </w:r>
+            <w:r>
+              <w:rPr>
+                <w:b w:val="0"/>
+                <w:i w:val="0"/>
+                <w:sz w:val="18"/>
+              </w:rPr>
+              <w:t>Adenosine</w:t>
+            </w:r>
+            <w:r>
+              <w:rPr>
+                <w:sz w:val="18"/>
+              </w:rPr>
+              <w:br/>
+            </w:r>
+            <w:r>
+              <w:rPr>
+                <w:b w:val="0"/>
+                <w:i w:val="0"/>
+                <w:sz w:val="18"/>
+              </w:rPr>
+              <w:t>miscellaneous</w:t>
+            </w:r>
+          </w:p>
+        </w:tc>
+        <w:tc>
+          <w:tcPr>
+            <w:tcW w:type="dxa" w:w="2909"/>
+          </w:tcPr>
+          <w:p>
+            <w:pPr>
+              <w:spacing w:after="40"/>
+            </w:pPr>
+            <w:r>
+              <w:rPr>
+                <w:sz w:val="18"/>
+              </w:rPr>
+            </w:r>
+            <w:r>
+              <w:rPr>
+                <w:b w:val="0"/>
+                <w:i w:val="0"/>
+                <w:sz w:val="18"/>
+              </w:rPr>
+              <w:t>Indication</w:t>
+            </w:r>
+          </w:p>
+        </w:tc>
+        <w:tc>
+          <w:tcPr>
+            <w:tcW w:type="dxa" w:w="2909"/>
+          </w:tcPr>
+          <w:p>
+            <w:pPr>
+              <w:spacing w:after="40"/>
+            </w:pPr>
+            <w:r>
+              <w:rPr>
+                <w:sz w:val="18"/>
+              </w:rPr>
+            </w:r>
+            <w:r>
+              <w:rPr>
+                <w:b/>
+                <w:i w:val="0"/>
+                <w:sz w:val="18"/>
+              </w:rPr>
+              <w:t>Paroxysmal supraventricular tachycardia</w:t>
+            </w:r>
+            <w:r>
+              <w:rPr>
+                <w:b w:val="0"/>
+                <w:i w:val="0"/>
+                <w:sz w:val="18"/>
+              </w:rPr>
+              <w:t xml:space="preserve">; Wolff-Parkinson-White is also listed. </w:t>
+            </w:r>
+            <w:r>
+              <w:rPr>
+                <w:b w:val="0"/>
+                <w:i/>
+                <w:sz w:val="18"/>
+              </w:rPr>
+              <w:t>Current guidelines differ: adenosine can end the reentrant tachycardia of Wolff-Parkinson-White but is avoided when the syndrome presents as pre-excited atrial fibrillation.</w:t>
+            </w:r>
+          </w:p>
+        </w:tc>
+        <w:tc>
+          <w:tcPr>
+            <w:tcW w:type="dxa" w:w="2909"/>
+          </w:tcPr>
+          <w:p>
+            <w:pPr>
+              <w:spacing w:after="40"/>
+            </w:pPr>
+            <w:r>
+              <w:rPr>
+                <w:sz w:val="18"/>
+              </w:rPr>
+            </w:r>
+            <w:r>
+              <w:rPr>
+                <w:b w:val="0"/>
+                <w:i w:val="0"/>
+                <w:sz w:val="18"/>
+              </w:rPr>
+              <w:t xml:space="preserve">Warn the patient: it </w:t>
+            </w:r>
+            <w:r>
+              <w:rPr>
+                <w:b/>
+                <w:i w:val="0"/>
+                <w:sz w:val="18"/>
+              </w:rPr>
+              <w:t>may stop the heart for 2 to 3 seconds</w:t>
+            </w:r>
+            <w:r>
+              <w:rPr>
+                <w:b w:val="0"/>
+                <w:i w:val="0"/>
+                <w:sz w:val="18"/>
+              </w:rPr>
+              <w:t>, and flushing, shortness of breath and burning in the chest can occur; its half-life is only about 10 seconds.</w:t>
+            </w:r>
+          </w:p>
+        </w:tc>
+        <w:tc>
+          <w:tcPr>
+            <w:tcW w:type="dxa" w:w="2909"/>
+          </w:tcPr>
+          <w:p>
+            <w:pPr>
+              <w:spacing w:after="40"/>
+            </w:pPr>
+            <w:r>
+              <w:rPr>
+                <w:sz w:val="18"/>
+              </w:rPr>
+            </w:r>
+            <w:r>
+              <w:rPr>
+                <w:b w:val="0"/>
+                <w:i w:val="0"/>
+                <w:sz w:val="18"/>
+              </w:rPr>
+              <w:t>L10</w:t>
+            </w:r>
+            <w:r>
+              <w:rPr>
+                <w:sz w:val="18"/>
+              </w:rPr>
+              <w:br/>
+            </w:r>
+            <w:r>
+              <w:rPr>
+                <w:b w:val="0"/>
+                <w:i w:val="0"/>
+                <w:sz w:val="18"/>
+              </w:rPr>
+              <w:t>slide 42</w:t>
+            </w:r>
+          </w:p>
+        </w:tc>
+      </w:tr>
+      <w:tr>
+        <w:tc>
+          <w:tcPr>
+            <w:tcW w:type="dxa" w:w="2909"/>
+          </w:tcPr>
+          <w:p>
+            <w:pPr>
+              <w:spacing w:after="40"/>
+            </w:pPr>
+            <w:r>
+              <w:rPr>
+                <w:sz w:val="18"/>
+              </w:rPr>
+            </w:r>
+            <w:r>
+              <w:rPr>
+                <w:b w:val="0"/>
+                <w:i w:val="0"/>
+                <w:sz w:val="18"/>
+              </w:rPr>
+              <w:t>Digoxin</w:t>
+            </w:r>
+            <w:r>
+              <w:rPr>
+                <w:sz w:val="18"/>
+              </w:rPr>
+              <w:br/>
+            </w:r>
+            <w:r>
+              <w:rPr>
+                <w:b w:val="0"/>
+                <w:i w:val="0"/>
+                <w:sz w:val="18"/>
+              </w:rPr>
+              <w:t>digitalis; miscellaneous</w:t>
+            </w:r>
+          </w:p>
+        </w:tc>
+        <w:tc>
+          <w:tcPr>
+            <w:tcW w:type="dxa" w:w="2909"/>
+          </w:tcPr>
+          <w:p>
+            <w:pPr>
+              <w:spacing w:after="40"/>
+            </w:pPr>
+            <w:r>
+              <w:rPr>
+                <w:sz w:val="18"/>
+              </w:rPr>
+            </w:r>
+            <w:r>
+              <w:rPr>
+                <w:b w:val="0"/>
+                <w:i w:val="0"/>
+                <w:sz w:val="18"/>
+              </w:rPr>
+              <w:t>Indication</w:t>
+            </w:r>
+          </w:p>
+        </w:tc>
+        <w:tc>
+          <w:tcPr>
+            <w:tcW w:type="dxa" w:w="2909"/>
+          </w:tcPr>
+          <w:p>
+            <w:pPr>
+              <w:spacing w:after="40"/>
+            </w:pPr>
+            <w:r>
+              <w:rPr>
+                <w:sz w:val="18"/>
+              </w:rPr>
+            </w:r>
+            <w:r>
+              <w:rPr>
+                <w:b/>
+                <w:i w:val="0"/>
+                <w:sz w:val="18"/>
+              </w:rPr>
+              <w:t>Slow the ventricular rate</w:t>
+            </w:r>
+            <w:r>
+              <w:rPr>
+                <w:b w:val="0"/>
+                <w:i w:val="0"/>
+                <w:sz w:val="18"/>
+              </w:rPr>
+              <w:t>; induce heart block in atrial flutter and fibrillation.</w:t>
+            </w:r>
+          </w:p>
+        </w:tc>
+        <w:tc>
+          <w:tcPr>
+            <w:tcW w:type="dxa" w:w="2909"/>
+          </w:tcPr>
+          <w:p>
+            <w:pPr>
+              <w:spacing w:after="40"/>
+            </w:pPr>
+            <w:r>
+              <w:rPr>
+                <w:sz w:val="18"/>
+              </w:rPr>
+            </w:r>
+            <w:r>
+              <w:rPr>
+                <w:b w:val="0"/>
+                <w:i w:val="0"/>
+                <w:sz w:val="18"/>
+              </w:rPr>
+              <w:t>Report nausea, vomiting, diarrhea, loss of appetite, confusion or visual disturbances. Combining it with calcium channel blockers or beta blockers is to be avoided.</w:t>
+            </w:r>
+          </w:p>
+        </w:tc>
+        <w:tc>
+          <w:tcPr>
+            <w:tcW w:type="dxa" w:w="2909"/>
+          </w:tcPr>
+          <w:p>
+            <w:pPr>
+              <w:spacing w:after="40"/>
+            </w:pPr>
+            <w:r>
+              <w:rPr>
+                <w:sz w:val="18"/>
+              </w:rPr>
+            </w:r>
+            <w:r>
+              <w:rPr>
+                <w:b w:val="0"/>
+                <w:i w:val="0"/>
+                <w:sz w:val="18"/>
+              </w:rPr>
+              <w:t>L10</w:t>
+            </w:r>
+            <w:r>
+              <w:rPr>
+                <w:sz w:val="18"/>
+              </w:rPr>
+              <w:br/>
+            </w:r>
+            <w:r>
+              <w:rPr>
+                <w:b w:val="0"/>
+                <w:i w:val="0"/>
+                <w:sz w:val="18"/>
+              </w:rPr>
+              <w:t>slide 44</w:t>
+            </w:r>
+          </w:p>
+        </w:tc>
+      </w:tr>
+      <w:tr>
+        <w:tc>
+          <w:tcPr>
+            <w:tcW w:type="dxa" w:w="2909"/>
+          </w:tcPr>
+          <w:p>
+            <w:pPr>
+              <w:spacing w:after="40"/>
+            </w:pPr>
+            <w:r>
+              <w:rPr>
+                <w:sz w:val="18"/>
+              </w:rPr>
+            </w:r>
+            <w:r>
+              <w:rPr>
+                <w:b w:val="0"/>
+                <w:i w:val="0"/>
+                <w:sz w:val="18"/>
+              </w:rPr>
+              <w:t>Magnesium sulfate</w:t>
+            </w:r>
+            <w:r>
+              <w:rPr>
+                <w:sz w:val="18"/>
+              </w:rPr>
+              <w:br/>
+            </w:r>
+            <w:r>
+              <w:rPr>
+                <w:b w:val="0"/>
+                <w:i w:val="0"/>
+                <w:sz w:val="18"/>
+              </w:rPr>
+              <w:t>miscellaneous</w:t>
+            </w:r>
+          </w:p>
+        </w:tc>
+        <w:tc>
+          <w:tcPr>
+            <w:tcW w:type="dxa" w:w="2909"/>
+          </w:tcPr>
+          <w:p>
+            <w:pPr>
+              <w:spacing w:after="40"/>
+            </w:pPr>
+            <w:r>
+              <w:rPr>
+                <w:sz w:val="18"/>
+              </w:rPr>
+            </w:r>
+            <w:r>
+              <w:rPr>
+                <w:b w:val="0"/>
+                <w:i w:val="0"/>
+                <w:sz w:val="18"/>
+              </w:rPr>
+              <w:t>Indication</w:t>
+            </w:r>
+          </w:p>
+        </w:tc>
+        <w:tc>
+          <w:tcPr>
+            <w:tcW w:type="dxa" w:w="2909"/>
+          </w:tcPr>
+          <w:p>
+            <w:pPr>
+              <w:spacing w:after="40"/>
+            </w:pPr>
+            <w:r>
+              <w:rPr>
+                <w:sz w:val="18"/>
+              </w:rPr>
+            </w:r>
+            <w:r>
+              <w:rPr>
+                <w:b/>
+                <w:i w:val="0"/>
+                <w:sz w:val="18"/>
+              </w:rPr>
+              <w:t>Torsades de pointes</w:t>
+            </w:r>
+            <w:r>
+              <w:rPr>
+                <w:b w:val="0"/>
+                <w:i w:val="0"/>
+                <w:sz w:val="18"/>
+              </w:rPr>
+              <w:t>, given intravenously: the only indication on its slide.</w:t>
+            </w:r>
+          </w:p>
+        </w:tc>
+        <w:tc>
+          <w:tcPr>
+            <w:tcW w:type="dxa" w:w="2909"/>
+          </w:tcPr>
+          <w:p>
+            <w:pPr>
+              <w:spacing w:after="40"/>
+            </w:pPr>
+            <w:r>
+              <w:rPr>
+                <w:sz w:val="18"/>
+              </w:rPr>
+            </w:r>
+            <w:r>
+              <w:rPr>
+                <w:b w:val="0"/>
+                <w:i w:val="0"/>
+                <w:sz w:val="18"/>
+              </w:rPr>
+              <w:t>Watch for bradycardia, flushing, headache and, the dangerous one, respiratory paralysis.</w:t>
+            </w:r>
+          </w:p>
+        </w:tc>
+        <w:tc>
+          <w:tcPr>
+            <w:tcW w:type="dxa" w:w="2909"/>
+          </w:tcPr>
+          <w:p>
+            <w:pPr>
+              <w:spacing w:after="40"/>
+            </w:pPr>
+            <w:r>
+              <w:rPr>
+                <w:sz w:val="18"/>
+              </w:rPr>
+            </w:r>
+            <w:r>
+              <w:rPr>
+                <w:b w:val="0"/>
+                <w:i w:val="0"/>
+                <w:sz w:val="18"/>
+              </w:rPr>
+              <w:t>L10</w:t>
+            </w:r>
+            <w:r>
+              <w:rPr>
+                <w:sz w:val="18"/>
+              </w:rPr>
+              <w:br/>
+            </w:r>
+            <w:r>
+              <w:rPr>
+                <w:b w:val="0"/>
+                <w:i w:val="0"/>
+                <w:sz w:val="18"/>
+              </w:rPr>
+              <w:t>slide 45</w:t>
             </w:r>
           </w:p>
         </w:tc>
